--- a/pr-preview/pr-33/demo-include-in-header.docx
+++ b/pr-preview/pr-33/demo-include-in-header.docx
@@ -119,9 +119,84 @@
         <w:rPr>
           <w:rStyle w:val="AttributeTok"/>
         </w:rPr>
+        <w:t xml:space="preserve"> macros-header.html</w:t>
+      </w:r>
+      <w:r>
+        <w:rPr>
+          <w:rStyle w:val="CommentTok"/>
+        </w:rPr>
+        <w:t xml:space="preserve">   # HTML file wrapping macros in $$...$$ for MathJax</w:t>
+      </w:r>
+      <w:r>
+        <w:br/>
+      </w:r>
+      <w:r>
+        <w:rPr>
+          <w:rStyle w:val="AttributeTok"/>
+        </w:rPr>
+        <w:t xml:space="preserve">  </w:t>
+      </w:r>
+      <w:r>
+        <w:rPr>
+          <w:rStyle w:val="FunctionTok"/>
+        </w:rPr>
+        <w:t xml:space="preserve">pdf</w:t>
+      </w:r>
+      <w:r>
+        <w:rPr>
+          <w:rStyle w:val="KeywordTok"/>
+        </w:rPr>
+        <w:t xml:space="preserve">:</w:t>
+      </w:r>
+      <w:r>
+        <w:br/>
+      </w:r>
+      <w:r>
+        <w:rPr>
+          <w:rStyle w:val="AttributeTok"/>
+        </w:rPr>
+        <w:t xml:space="preserve">    </w:t>
+      </w:r>
+      <w:r>
+        <w:rPr>
+          <w:rStyle w:val="FunctionTok"/>
+        </w:rPr>
+        <w:t xml:space="preserve">include-in-header</w:t>
+      </w:r>
+      <w:r>
+        <w:rPr>
+          <w:rStyle w:val="KeywordTok"/>
+        </w:rPr>
+        <w:t xml:space="preserve">:</w:t>
+      </w:r>
+      <w:r>
+        <w:br/>
+      </w:r>
+      <w:r>
+        <w:rPr>
+          <w:rStyle w:val="AttributeTok"/>
+        </w:rPr>
+        <w:t xml:space="preserve">      </w:t>
+      </w:r>
+      <w:r>
+        <w:rPr>
+          <w:rStyle w:val="KeywordTok"/>
+        </w:rPr>
+        <w:t xml:space="preserve">-</w:t>
+      </w:r>
+      <w:r>
+        <w:rPr>
+          <w:rStyle w:val="AttributeTok"/>
+        </w:rPr>
         <w:t xml:space="preserve"> macros.qmd</w:t>
       </w:r>
       <w:r>
+        <w:rPr>
+          <w:rStyle w:val="CommentTok"/>
+        </w:rPr>
+        <w:t xml:space="preserve">           # raw LaTeX goes directly into preamble</w:t>
+      </w:r>
+      <w:r>
         <w:br/>
       </w:r>
       <w:r>
@@ -134,7 +209,7 @@
         <w:rPr>
           <w:rStyle w:val="FunctionTok"/>
         </w:rPr>
-        <w:t xml:space="preserve">pdf</w:t>
+        <w:t xml:space="preserve">revealjs</w:t>
       </w:r>
       <w:r>
         <w:rPr>
@@ -155,6 +230,33 @@
         <w:rPr>
           <w:rStyle w:val="FunctionTok"/>
         </w:rPr>
+        <w:t xml:space="preserve">output-file</w:t>
+      </w:r>
+      <w:r>
+        <w:rPr>
+          <w:rStyle w:val="KeywordTok"/>
+        </w:rPr>
+        <w:t xml:space="preserve">:</w:t>
+      </w:r>
+      <w:r>
+        <w:rPr>
+          <w:rStyle w:val="AttributeTok"/>
+        </w:rPr>
+        <w:t xml:space="preserve"> demo-include-in-header-slides.html</w:t>
+      </w:r>
+      <w:r>
+        <w:br/>
+      </w:r>
+      <w:r>
+        <w:rPr>
+          <w:rStyle w:val="AttributeTok"/>
+        </w:rPr>
+        <w:t xml:space="preserve">    </w:t>
+      </w:r>
+      <w:r>
+        <w:rPr>
+          <w:rStyle w:val="FunctionTok"/>
+        </w:rPr>
         <w:t xml:space="preserve">include-in-header</w:t>
       </w:r>
       <w:r>
@@ -182,7 +284,13 @@
         <w:rPr>
           <w:rStyle w:val="AttributeTok"/>
         </w:rPr>
-        <w:t xml:space="preserve"> macros.qmd</w:t>
+        <w:t xml:space="preserve"> macros-header.html</w:t>
+      </w:r>
+      <w:r>
+        <w:rPr>
+          <w:rStyle w:val="CommentTok"/>
+        </w:rPr>
+        <w:t xml:space="preserve">   # same as HTML</w:t>
       </w:r>
       <w:r>
         <w:br/>
@@ -221,22 +329,13 @@
           <w:b/>
           <w:bCs/>
         </w:rPr>
-        <w:t xml:space="preserve">Note:</w:t>
-      </w:r>
-      <w:r>
-        <w:t xml:space="preserve"> </w:t>
-      </w:r>
-      <w:r>
-        <w:rPr>
-          <w:rStyle w:val="VerbatimChar"/>
-        </w:rPr>
-        <w:t xml:space="preserve">revealjs</w:t>
-      </w:r>
-      <w:r>
-        <w:t xml:space="preserve"> </w:t>
-      </w:r>
-      <w:r>
-        <w:t xml:space="preserve">is omitted from this demo page because a Quarto website page cannot simultaneously be a RevealJS presentation. To use</w:t>
+        <w:t xml:space="preserve">Note (HTML/RevealJS):</w:t>
+      </w:r>
+      <w:r>
+        <w:t xml:space="preserve"> </w:t>
+      </w:r>
+      <w:r>
+        <w:t xml:space="preserve">For HTML and RevealJS output,</w:t>
       </w:r>
       <w:r>
         <w:t xml:space="preserve"> </w:t>
@@ -251,52 +350,79 @@
         <w:t xml:space="preserve"> </w:t>
       </w:r>
       <w:r>
-        <w:t xml:space="preserve">with RevealJS, add a</w:t>
-      </w:r>
-      <w:r>
-        <w:t xml:space="preserve"> </w:t>
-      </w:r>
-      <w:r>
-        <w:rPr>
-          <w:rStyle w:val="VerbatimChar"/>
-        </w:rPr>
-        <w:t xml:space="preserve">revealjs:</w:t>
-      </w:r>
-      <w:r>
-        <w:t xml:space="preserve"> </w:t>
-      </w:r>
-      <w:r>
-        <w:t xml:space="preserve">entry in a standalone</w:t>
-      </w:r>
-      <w:r>
-        <w:t xml:space="preserve"> </w:t>
-      </w:r>
-      <w:r>
-        <w:rPr>
-          <w:rStyle w:val="VerbatimChar"/>
-        </w:rPr>
-        <w:t xml:space="preserve">.qmd</w:t>
-      </w:r>
-      <w:r>
-        <w:t xml:space="preserve"> </w:t>
-      </w:r>
-      <w:r>
-        <w:t xml:space="preserve">file or in</w:t>
-      </w:r>
-      <w:r>
-        <w:t xml:space="preserve"> </w:t>
-      </w:r>
-      <w:r>
-        <w:rPr>
-          <w:rStyle w:val="VerbatimChar"/>
-        </w:rPr>
-        <w:t xml:space="preserve">_quarto.yml</w:t>
-      </w:r>
-      <w:r>
-        <w:t xml:space="preserve"> </w:t>
-      </w:r>
-      <w:r>
-        <w:t xml:space="preserve">(see the project-wide config below).</w:t>
+        <w:t xml:space="preserve">inserts content verbatim into the page. To load macros, the included file must wrap the definitions in</w:t>
+      </w:r>
+      <w:r>
+        <w:t xml:space="preserve"> </w:t>
+      </w:r>
+      <w:r>
+        <w:rPr>
+          <w:rStyle w:val="VerbatimChar"/>
+        </w:rPr>
+        <w:t xml:space="preserve">$$...$$</w:t>
+      </w:r>
+      <w:r>
+        <w:t xml:space="preserve"> </w:t>
+      </w:r>
+      <w:r>
+        <w:t xml:space="preserve">inside a hidden element so MathJax processes them. The file</w:t>
+      </w:r>
+      <w:r>
+        <w:t xml:space="preserve"> </w:t>
+      </w:r>
+      <w:r>
+        <w:rPr>
+          <w:rStyle w:val="VerbatimChar"/>
+        </w:rPr>
+        <w:t xml:space="preserve">macros-header.html</w:t>
+      </w:r>
+      <w:r>
+        <w:t xml:space="preserve"> </w:t>
+      </w:r>
+      <w:r>
+        <w:t xml:space="preserve">in this repository does exactly that — it wraps the content of</w:t>
+      </w:r>
+      <w:r>
+        <w:t xml:space="preserve"> </w:t>
+      </w:r>
+      <w:r>
+        <w:rPr>
+          <w:rStyle w:val="VerbatimChar"/>
+        </w:rPr>
+        <w:t xml:space="preserve">macros.qmd</w:t>
+      </w:r>
+      <w:r>
+        <w:t xml:space="preserve"> </w:t>
+      </w:r>
+      <w:r>
+        <w:t xml:space="preserve">in</w:t>
+      </w:r>
+      <w:r>
+        <w:t xml:space="preserve"> </w:t>
+      </w:r>
+      <w:r>
+        <w:rPr>
+          <w:rStyle w:val="VerbatimChar"/>
+        </w:rPr>
+        <w:t xml:space="preserve">&lt;div style="display:none"&gt;$$...$$&lt;/div&gt;</w:t>
+      </w:r>
+      <w:r>
+        <w:t xml:space="preserve">. For PDF,</w:t>
+      </w:r>
+      <w:r>
+        <w:t xml:space="preserve"> </w:t>
+      </w:r>
+      <w:r>
+        <w:rPr>
+          <w:rStyle w:val="VerbatimChar"/>
+        </w:rPr>
+        <w:t xml:space="preserve">macros.qmd</w:t>
+      </w:r>
+      <w:r>
+        <w:t xml:space="preserve"> </w:t>
+      </w:r>
+      <w:r>
+        <w:t xml:space="preserve">can be included directly since its raw LaTeX goes into the document preamble.</w:t>
       </w:r>
     </w:p>
     <w:p>
@@ -308,337 +434,406 @@
           <w:b/>
           <w:bCs/>
         </w:rPr>
-        <w:t xml:space="preserve">Note:</w:t>
-      </w:r>
-      <w:r>
-        <w:t xml:space="preserve"> </w:t>
-      </w:r>
-      <w:r>
-        <w:t xml:space="preserve">This demo uses</w:t>
-      </w:r>
-      <w:r>
-        <w:t xml:space="preserve"> </w:t>
-      </w:r>
-      <w:r>
-        <w:rPr>
-          <w:rStyle w:val="VerbatimChar"/>
-        </w:rPr>
-        <w:t xml:space="preserve">macros.qmd</w:t>
-      </w:r>
-      <w:r>
-        <w:t xml:space="preserve"> </w:t>
-      </w:r>
-      <w:r>
-        <w:t xml:space="preserve">because</w:t>
-      </w:r>
-      <w:r>
-        <w:t xml:space="preserve"> </w:t>
-      </w:r>
-      <w:r>
-        <w:rPr>
-          <w:rStyle w:val="VerbatimChar"/>
-        </w:rPr>
-        <w:t xml:space="preserve">macros.qmd</w:t>
-      </w:r>
-      <w:r>
-        <w:t xml:space="preserve"> </w:t>
-      </w:r>
-      <w:r>
-        <w:t xml:space="preserve">is at the root of this repository. When using this repository as a Git submodule (cloned into a</w:t>
-      </w:r>
-      <w:r>
-        <w:t xml:space="preserve"> </w:t>
-      </w:r>
-      <w:r>
-        <w:rPr>
-          <w:rStyle w:val="VerbatimChar"/>
-        </w:rPr>
-        <w:t xml:space="preserve">macros/</w:t>
-      </w:r>
-      <w:r>
-        <w:t xml:space="preserve"> </w:t>
-      </w:r>
-      <w:r>
-        <w:t xml:space="preserve">subdirectory), replace</w:t>
-      </w:r>
-      <w:r>
-        <w:t xml:space="preserve"> </w:t>
-      </w:r>
-      <w:r>
-        <w:rPr>
-          <w:rStyle w:val="VerbatimChar"/>
-        </w:rPr>
-        <w:t xml:space="preserve">macros.qmd</w:t>
-      </w:r>
-      <w:r>
-        <w:t xml:space="preserve"> </w:t>
-      </w:r>
-      <w:r>
-        <w:t xml:space="preserve">with</w:t>
-      </w:r>
-      <w:r>
-        <w:t xml:space="preserve"> </w:t>
-      </w:r>
-      <w:r>
-        <w:rPr>
-          <w:rStyle w:val="VerbatimChar"/>
-        </w:rPr>
-        <w:t xml:space="preserve">macros/macros.qmd</w:t>
-      </w:r>
+        <w:t xml:space="preserve">Note (revealjs</w:t>
+      </w:r>
+      <w:r>
+        <w:rPr>
+          <w:b/>
+          <w:bCs/>
+        </w:rPr>
+        <w:t xml:space="preserve"> </w:t>
+      </w:r>
+      <w:r>
+        <w:rPr>
+          <w:rStyle w:val="VerbatimChar"/>
+          <w:b/>
+          <w:bCs/>
+        </w:rPr>
+        <w:t xml:space="preserve">output-file</w:t>
+      </w:r>
+      <w:r>
+        <w:rPr>
+          <w:b/>
+          <w:bCs/>
+        </w:rPr>
+        <w:t xml:space="preserve">):</w:t>
+      </w:r>
+      <w:r>
+        <w:t xml:space="preserve"> </w:t>
+      </w:r>
+      <w:r>
+        <w:t xml:space="preserve">RevealJS and HTML formats both produce</w:t>
+      </w:r>
+      <w:r>
+        <w:t xml:space="preserve"> </w:t>
+      </w:r>
+      <w:r>
+        <w:rPr>
+          <w:rStyle w:val="VerbatimChar"/>
+        </w:rPr>
+        <w:t xml:space="preserve">.html</w:t>
+      </w:r>
+      <w:r>
+        <w:t xml:space="preserve"> </w:t>
+      </w:r>
+      <w:r>
+        <w:t xml:space="preserve">output by default. When both are listed in a Quarto website document,</w:t>
+      </w:r>
+      <w:r>
+        <w:t xml:space="preserve"> </w:t>
+      </w:r>
+      <w:r>
+        <w:rPr>
+          <w:rStyle w:val="VerbatimChar"/>
+        </w:rPr>
+        <w:t xml:space="preserve">output-file</w:t>
+      </w:r>
+      <w:r>
+        <w:t xml:space="preserve"> </w:t>
+      </w:r>
+      <w:r>
+        <w:t xml:space="preserve">gives the RevealJS output a distinct filename so there is no conflict.</w:t>
+      </w:r>
+      <w:r>
+        <w:t xml:space="preserve"> </w:t>
+      </w:r>
+      <w:hyperlink r:id="rId9">
+        <w:r>
+          <w:rPr>
+            <w:rStyle w:val="Hyperlink"/>
+          </w:rPr>
+          <w:t xml:space="preserve">View the RevealJS slides output</w:t>
+        </w:r>
+      </w:hyperlink>
       <w:r>
         <w:t xml:space="preserve">.</w:t>
       </w:r>
     </w:p>
     <w:p>
       <w:pPr>
-        <w:pStyle w:val="FirstParagraph"/>
-      </w:pPr>
-      <w:r>
-        <w:t xml:space="preserve">The same configuration can be placed in a shared</w:t>
-      </w:r>
-      <w:r>
-        <w:t xml:space="preserve"> </w:t>
-      </w:r>
-      <w:r>
-        <w:rPr>
-          <w:rStyle w:val="VerbatimChar"/>
-        </w:rPr>
-        <w:t xml:space="preserve">_quarto.yml</w:t>
-      </w:r>
-      <w:r>
-        <w:t xml:space="preserve"> </w:t>
-      </w:r>
-      <w:r>
-        <w:t xml:space="preserve">to apply project-wide:</w:t>
+        <w:pStyle w:val="BlockText"/>
+      </w:pPr>
+      <w:r>
+        <w:rPr>
+          <w:b/>
+          <w:bCs/>
+        </w:rPr>
+        <w:t xml:space="preserve">Note:</w:t>
+      </w:r>
+      <w:r>
+        <w:t xml:space="preserve"> </w:t>
+      </w:r>
+      <w:r>
+        <w:t xml:space="preserve">This demo uses</w:t>
+      </w:r>
+      <w:r>
+        <w:t xml:space="preserve"> </w:t>
+      </w:r>
+      <w:r>
+        <w:rPr>
+          <w:rStyle w:val="VerbatimChar"/>
+        </w:rPr>
+        <w:t xml:space="preserve">macros-header.html</w:t>
+      </w:r>
+      <w:r>
+        <w:t xml:space="preserve"> </w:t>
+      </w:r>
+      <w:r>
+        <w:t xml:space="preserve">/</w:t>
+      </w:r>
+      <w:r>
+        <w:t xml:space="preserve"> </w:t>
+      </w:r>
+      <w:r>
+        <w:rPr>
+          <w:rStyle w:val="VerbatimChar"/>
+        </w:rPr>
+        <w:t xml:space="preserve">macros.qmd</w:t>
+      </w:r>
+      <w:r>
+        <w:t xml:space="preserve"> </w:t>
+      </w:r>
+      <w:r>
+        <w:t xml:space="preserve">because both files are at the root of this repository. When using this repository as a Git submodule (cloned into a</w:t>
+      </w:r>
+      <w:r>
+        <w:t xml:space="preserve"> </w:t>
+      </w:r>
+      <w:r>
+        <w:rPr>
+          <w:rStyle w:val="VerbatimChar"/>
+        </w:rPr>
+        <w:t xml:space="preserve">macros/</w:t>
+      </w:r>
+      <w:r>
+        <w:t xml:space="preserve"> </w:t>
+      </w:r>
+      <w:r>
+        <w:t xml:space="preserve">subdirectory), replace with</w:t>
+      </w:r>
+      <w:r>
+        <w:t xml:space="preserve"> </w:t>
+      </w:r>
+      <w:r>
+        <w:rPr>
+          <w:rStyle w:val="VerbatimChar"/>
+        </w:rPr>
+        <w:t xml:space="preserve">macros/macros-header.html</w:t>
+      </w:r>
+      <w:r>
+        <w:t xml:space="preserve"> </w:t>
+      </w:r>
+      <w:r>
+        <w:t xml:space="preserve">and</w:t>
+      </w:r>
+      <w:r>
+        <w:t xml:space="preserve"> </w:t>
+      </w:r>
+      <w:r>
+        <w:rPr>
+          <w:rStyle w:val="VerbatimChar"/>
+        </w:rPr>
+        <w:t xml:space="preserve">macros/macros.qmd</w:t>
+      </w:r>
+      <w:r>
+        <w:t xml:space="preserve">.</w:t>
       </w:r>
     </w:p>
     <w:p>
       <w:pPr>
-        <w:pStyle w:val="SourceCode"/>
-      </w:pPr>
-      <w:r>
-        <w:rPr>
-          <w:rStyle w:val="FunctionTok"/>
-        </w:rPr>
-        <w:t xml:space="preserve">format</w:t>
-      </w:r>
-      <w:r>
-        <w:rPr>
-          <w:rStyle w:val="KeywordTok"/>
-        </w:rPr>
-        <w:t xml:space="preserve">:</w:t>
-      </w:r>
-      <w:r>
-        <w:br/>
-      </w:r>
-      <w:r>
-        <w:rPr>
-          <w:rStyle w:val="AttributeTok"/>
-        </w:rPr>
-        <w:t xml:space="preserve">  </w:t>
-      </w:r>
-      <w:r>
-        <w:rPr>
-          <w:rStyle w:val="FunctionTok"/>
-        </w:rPr>
-        <w:t xml:space="preserve">html</w:t>
-      </w:r>
-      <w:r>
-        <w:rPr>
-          <w:rStyle w:val="KeywordTok"/>
-        </w:rPr>
-        <w:t xml:space="preserve">:</w:t>
-      </w:r>
-      <w:r>
-        <w:br/>
-      </w:r>
-      <w:r>
-        <w:rPr>
-          <w:rStyle w:val="AttributeTok"/>
-        </w:rPr>
-        <w:t xml:space="preserve">    </w:t>
-      </w:r>
-      <w:r>
-        <w:rPr>
-          <w:rStyle w:val="FunctionTok"/>
-        </w:rPr>
-        <w:t xml:space="preserve">include-in-header</w:t>
-      </w:r>
-      <w:r>
-        <w:rPr>
-          <w:rStyle w:val="KeywordTok"/>
-        </w:rPr>
-        <w:t xml:space="preserve">:</w:t>
-      </w:r>
-      <w:r>
-        <w:br/>
-      </w:r>
-      <w:r>
-        <w:rPr>
-          <w:rStyle w:val="AttributeTok"/>
-        </w:rPr>
-        <w:t xml:space="preserve">      </w:t>
-      </w:r>
-      <w:r>
-        <w:rPr>
-          <w:rStyle w:val="KeywordTok"/>
-        </w:rPr>
-        <w:t xml:space="preserve">-</w:t>
-      </w:r>
-      <w:r>
-        <w:rPr>
-          <w:rStyle w:val="AttributeTok"/>
-        </w:rPr>
-        <w:t xml:space="preserve"> macros/macros.qmd</w:t>
-      </w:r>
-      <w:r>
-        <w:br/>
-      </w:r>
-      <w:r>
-        <w:rPr>
-          <w:rStyle w:val="AttributeTok"/>
-        </w:rPr>
-        <w:t xml:space="preserve">  </w:t>
-      </w:r>
-      <w:r>
-        <w:rPr>
-          <w:rStyle w:val="FunctionTok"/>
-        </w:rPr>
-        <w:t xml:space="preserve">pdf</w:t>
-      </w:r>
-      <w:r>
-        <w:rPr>
-          <w:rStyle w:val="KeywordTok"/>
-        </w:rPr>
-        <w:t xml:space="preserve">:</w:t>
-      </w:r>
-      <w:r>
-        <w:br/>
-      </w:r>
-      <w:r>
-        <w:rPr>
-          <w:rStyle w:val="AttributeTok"/>
-        </w:rPr>
-        <w:t xml:space="preserve">    </w:t>
-      </w:r>
-      <w:r>
-        <w:rPr>
-          <w:rStyle w:val="FunctionTok"/>
-        </w:rPr>
-        <w:t xml:space="preserve">include-in-header</w:t>
-      </w:r>
-      <w:r>
-        <w:rPr>
-          <w:rStyle w:val="KeywordTok"/>
-        </w:rPr>
-        <w:t xml:space="preserve">:</w:t>
-      </w:r>
-      <w:r>
-        <w:br/>
-      </w:r>
-      <w:r>
-        <w:rPr>
-          <w:rStyle w:val="AttributeTok"/>
-        </w:rPr>
-        <w:t xml:space="preserve">      </w:t>
-      </w:r>
-      <w:r>
-        <w:rPr>
-          <w:rStyle w:val="KeywordTok"/>
-        </w:rPr>
-        <w:t xml:space="preserve">-</w:t>
-      </w:r>
-      <w:r>
-        <w:rPr>
-          <w:rStyle w:val="AttributeTok"/>
-        </w:rPr>
-        <w:t xml:space="preserve"> macros/macros.qmd</w:t>
-      </w:r>
-      <w:r>
-        <w:br/>
-      </w:r>
-      <w:r>
-        <w:rPr>
-          <w:rStyle w:val="AttributeTok"/>
-        </w:rPr>
-        <w:t xml:space="preserve">  </w:t>
-      </w:r>
-      <w:r>
-        <w:rPr>
-          <w:rStyle w:val="FunctionTok"/>
-        </w:rPr>
-        <w:t xml:space="preserve">revealjs</w:t>
-      </w:r>
-      <w:r>
-        <w:rPr>
-          <w:rStyle w:val="KeywordTok"/>
-        </w:rPr>
-        <w:t xml:space="preserve">:</w:t>
-      </w:r>
-      <w:r>
-        <w:br/>
-      </w:r>
-      <w:r>
-        <w:rPr>
-          <w:rStyle w:val="AttributeTok"/>
-        </w:rPr>
-        <w:t xml:space="preserve">    </w:t>
-      </w:r>
-      <w:r>
-        <w:rPr>
-          <w:rStyle w:val="FunctionTok"/>
-        </w:rPr>
-        <w:t xml:space="preserve">include-in-header</w:t>
-      </w:r>
-      <w:r>
-        <w:rPr>
-          <w:rStyle w:val="KeywordTok"/>
-        </w:rPr>
-        <w:t xml:space="preserve">:</w:t>
-      </w:r>
-      <w:r>
-        <w:br/>
-      </w:r>
-      <w:r>
-        <w:rPr>
-          <w:rStyle w:val="AttributeTok"/>
-        </w:rPr>
-        <w:t xml:space="preserve">      </w:t>
-      </w:r>
-      <w:r>
-        <w:rPr>
-          <w:rStyle w:val="KeywordTok"/>
-        </w:rPr>
-        <w:t xml:space="preserve">-</w:t>
-      </w:r>
-      <w:r>
-        <w:rPr>
-          <w:rStyle w:val="AttributeTok"/>
-        </w:rPr>
-        <w:t xml:space="preserve"> macros/macros.qmd</w:t>
+        <w:pStyle w:val="FirstParagraph"/>
+      </w:pPr>
+      <w:r>
+        <w:t xml:space="preserve">The same configuration can be placed in a shared</w:t>
+      </w:r>
+      <w:r>
+        <w:t xml:space="preserve"> </w:t>
+      </w:r>
+      <w:r>
+        <w:rPr>
+          <w:rStyle w:val="VerbatimChar"/>
+        </w:rPr>
+        <w:t xml:space="preserve">_quarto.yml</w:t>
+      </w:r>
+      <w:r>
+        <w:t xml:space="preserve"> </w:t>
+      </w:r>
+      <w:r>
+        <w:t xml:space="preserve">to apply project-wide:</w:t>
       </w:r>
     </w:p>
     <w:p>
       <w:pPr>
+        <w:pStyle w:val="SourceCode"/>
+      </w:pPr>
+      <w:r>
+        <w:rPr>
+          <w:rStyle w:val="FunctionTok"/>
+        </w:rPr>
+        <w:t xml:space="preserve">format</w:t>
+      </w:r>
+      <w:r>
+        <w:rPr>
+          <w:rStyle w:val="KeywordTok"/>
+        </w:rPr>
+        <w:t xml:space="preserve">:</w:t>
+      </w:r>
+      <w:r>
+        <w:br/>
+      </w:r>
+      <w:r>
+        <w:rPr>
+          <w:rStyle w:val="AttributeTok"/>
+        </w:rPr>
+        <w:t xml:space="preserve">  </w:t>
+      </w:r>
+      <w:r>
+        <w:rPr>
+          <w:rStyle w:val="FunctionTok"/>
+        </w:rPr>
+        <w:t xml:space="preserve">html</w:t>
+      </w:r>
+      <w:r>
+        <w:rPr>
+          <w:rStyle w:val="KeywordTok"/>
+        </w:rPr>
+        <w:t xml:space="preserve">:</w:t>
+      </w:r>
+      <w:r>
+        <w:br/>
+      </w:r>
+      <w:r>
+        <w:rPr>
+          <w:rStyle w:val="AttributeTok"/>
+        </w:rPr>
+        <w:t xml:space="preserve">    </w:t>
+      </w:r>
+      <w:r>
+        <w:rPr>
+          <w:rStyle w:val="FunctionTok"/>
+        </w:rPr>
+        <w:t xml:space="preserve">include-in-header</w:t>
+      </w:r>
+      <w:r>
+        <w:rPr>
+          <w:rStyle w:val="KeywordTok"/>
+        </w:rPr>
+        <w:t xml:space="preserve">:</w:t>
+      </w:r>
+      <w:r>
+        <w:br/>
+      </w:r>
+      <w:r>
+        <w:rPr>
+          <w:rStyle w:val="AttributeTok"/>
+        </w:rPr>
+        <w:t xml:space="preserve">      </w:t>
+      </w:r>
+      <w:r>
+        <w:rPr>
+          <w:rStyle w:val="KeywordTok"/>
+        </w:rPr>
+        <w:t xml:space="preserve">-</w:t>
+      </w:r>
+      <w:r>
+        <w:rPr>
+          <w:rStyle w:val="AttributeTok"/>
+        </w:rPr>
+        <w:t xml:space="preserve"> macros/macros-header.html</w:t>
+      </w:r>
+      <w:r>
+        <w:br/>
+      </w:r>
+      <w:r>
+        <w:rPr>
+          <w:rStyle w:val="AttributeTok"/>
+        </w:rPr>
+        <w:t xml:space="preserve">  </w:t>
+      </w:r>
+      <w:r>
+        <w:rPr>
+          <w:rStyle w:val="FunctionTok"/>
+        </w:rPr>
+        <w:t xml:space="preserve">pdf</w:t>
+      </w:r>
+      <w:r>
+        <w:rPr>
+          <w:rStyle w:val="KeywordTok"/>
+        </w:rPr>
+        <w:t xml:space="preserve">:</w:t>
+      </w:r>
+      <w:r>
+        <w:br/>
+      </w:r>
+      <w:r>
+        <w:rPr>
+          <w:rStyle w:val="AttributeTok"/>
+        </w:rPr>
+        <w:t xml:space="preserve">    </w:t>
+      </w:r>
+      <w:r>
+        <w:rPr>
+          <w:rStyle w:val="FunctionTok"/>
+        </w:rPr>
+        <w:t xml:space="preserve">include-in-header</w:t>
+      </w:r>
+      <w:r>
+        <w:rPr>
+          <w:rStyle w:val="KeywordTok"/>
+        </w:rPr>
+        <w:t xml:space="preserve">:</w:t>
+      </w:r>
+      <w:r>
+        <w:br/>
+      </w:r>
+      <w:r>
+        <w:rPr>
+          <w:rStyle w:val="AttributeTok"/>
+        </w:rPr>
+        <w:t xml:space="preserve">      </w:t>
+      </w:r>
+      <w:r>
+        <w:rPr>
+          <w:rStyle w:val="KeywordTok"/>
+        </w:rPr>
+        <w:t xml:space="preserve">-</w:t>
+      </w:r>
+      <w:r>
+        <w:rPr>
+          <w:rStyle w:val="AttributeTok"/>
+        </w:rPr>
+        <w:t xml:space="preserve"> macros/macros.qmd</w:t>
+      </w:r>
+      <w:r>
+        <w:br/>
+      </w:r>
+      <w:r>
+        <w:rPr>
+          <w:rStyle w:val="AttributeTok"/>
+        </w:rPr>
+        <w:t xml:space="preserve">  </w:t>
+      </w:r>
+      <w:r>
+        <w:rPr>
+          <w:rStyle w:val="FunctionTok"/>
+        </w:rPr>
+        <w:t xml:space="preserve">revealjs</w:t>
+      </w:r>
+      <w:r>
+        <w:rPr>
+          <w:rStyle w:val="KeywordTok"/>
+        </w:rPr>
+        <w:t xml:space="preserve">:</w:t>
+      </w:r>
+      <w:r>
+        <w:br/>
+      </w:r>
+      <w:r>
+        <w:rPr>
+          <w:rStyle w:val="AttributeTok"/>
+        </w:rPr>
+        <w:t xml:space="preserve">    </w:t>
+      </w:r>
+      <w:r>
+        <w:rPr>
+          <w:rStyle w:val="FunctionTok"/>
+        </w:rPr>
+        <w:t xml:space="preserve">include-in-header</w:t>
+      </w:r>
+      <w:r>
+        <w:rPr>
+          <w:rStyle w:val="KeywordTok"/>
+        </w:rPr>
+        <w:t xml:space="preserve">:</w:t>
+      </w:r>
+      <w:r>
+        <w:br/>
+      </w:r>
+      <w:r>
+        <w:rPr>
+          <w:rStyle w:val="AttributeTok"/>
+        </w:rPr>
+        <w:t xml:space="preserve">      </w:t>
+      </w:r>
+      <w:r>
+        <w:rPr>
+          <w:rStyle w:val="KeywordTok"/>
+        </w:rPr>
+        <w:t xml:space="preserve">-</w:t>
+      </w:r>
+      <w:r>
+        <w:rPr>
+          <w:rStyle w:val="AttributeTok"/>
+        </w:rPr>
+        <w:t xml:space="preserve"> macros/macros-header.html</w:t>
+      </w:r>
+    </w:p>
+    <w:p>
+      <w:pPr>
         <w:pStyle w:val="FirstParagraph"/>
       </w:pPr>
       <w:r>
-        <w:t xml:space="preserve">This inserts</w:t>
-      </w:r>
-      <w:r>
-        <w:t xml:space="preserve"> </w:t>
-      </w:r>
-      <w:r>
-        <w:rPr>
-          <w:rStyle w:val="VerbatimChar"/>
-        </w:rPr>
-        <w:t xml:space="preserve">macros.qmd</w:t>
-      </w:r>
-      <w:r>
-        <w:t xml:space="preserve"> </w:t>
-      </w:r>
-      <w:r>
-        <w:t xml:space="preserve">verbatim into the document header for each output format:</w:t>
+        <w:t xml:space="preserve">This inserts the macro definitions into the document header for each output format:</w:t>
       </w:r>
     </w:p>
     <w:p>
@@ -657,7 +852,22 @@
         <w:t xml:space="preserve">PDF</w:t>
       </w:r>
       <w:r>
-        <w:t xml:space="preserve">: definitions go into the LaTeX preamble — all macros work, including</w:t>
+        <w:t xml:space="preserve">:</w:t>
+      </w:r>
+      <w:r>
+        <w:t xml:space="preserve"> </w:t>
+      </w:r>
+      <w:r>
+        <w:rPr>
+          <w:rStyle w:val="VerbatimChar"/>
+        </w:rPr>
+        <w:t xml:space="preserve">macros.qmd</w:t>
+      </w:r>
+      <w:r>
+        <w:t xml:space="preserve"> </w:t>
+      </w:r>
+      <w:r>
+        <w:t xml:space="preserve">goes into the LaTeX preamble — all macros work, including</w:t>
       </w:r>
       <w:r>
         <w:t xml:space="preserve"> </w:t>
@@ -688,7 +898,37 @@
         <w:t xml:space="preserve">HTML/RevealJS</w:t>
       </w:r>
       <w:r>
-        <w:t xml:space="preserve">: MathJax processes the header — MathJax-supported commands (</w:t>
+        <w:t xml:space="preserve">:</w:t>
+      </w:r>
+      <w:r>
+        <w:t xml:space="preserve"> </w:t>
+      </w:r>
+      <w:r>
+        <w:rPr>
+          <w:rStyle w:val="VerbatimChar"/>
+        </w:rPr>
+        <w:t xml:space="preserve">macros-header.html</w:t>
+      </w:r>
+      <w:r>
+        <w:t xml:space="preserve"> </w:t>
+      </w:r>
+      <w:r>
+        <w:t xml:space="preserve">wraps the definitions in</w:t>
+      </w:r>
+      <w:r>
+        <w:t xml:space="preserve"> </w:t>
+      </w:r>
+      <w:r>
+        <w:rPr>
+          <w:rStyle w:val="VerbatimChar"/>
+        </w:rPr>
+        <w:t xml:space="preserve">$$...$$</w:t>
+      </w:r>
+      <w:r>
+        <w:t xml:space="preserve"> </w:t>
+      </w:r>
+      <w:r>
+        <w:t xml:space="preserve">so MathJax processes them — MathJax-supported commands (</w:t>
       </w:r>
       <w:r>
         <w:rPr>
@@ -812,7 +1052,7 @@
         <w:t xml:space="preserve">entry above produces docx output without macro support.</w:t>
       </w:r>
     </w:p>
-    <w:bookmarkStart w:id="9" w:name="example-math"/>
+    <w:bookmarkStart w:id="10" w:name="example-math"/>
     <w:p>
       <w:pPr>
         <w:pStyle w:val="Heading2"/>
@@ -1287,7 +1527,7 @@
         </w:tc>
       </w:tr>
     </w:tbl>
-    <w:bookmarkEnd w:id="9"/>
+    <w:bookmarkEnd w:id="10"/>
     <w:sectPr>
       <w:footnotePr>
         <w:numRestart w:val="eachSect"/>

--- a/pr-preview/pr-33/demo-include-in-header.docx
+++ b/pr-preview/pr-33/demo-include-in-header.docx
@@ -39,7 +39,19 @@
         <w:t xml:space="preserve"> </w:t>
       </w:r>
       <w:r>
-        <w:t xml:space="preserve">strategy for loading macros. The YAML front matter of this file includes:</w:t>
+        <w:t xml:space="preserve">(and</w:t>
+      </w:r>
+      <w:r>
+        <w:t xml:space="preserve"> </w:t>
+      </w:r>
+      <w:r>
+        <w:rPr>
+          <w:rStyle w:val="VerbatimChar"/>
+        </w:rPr>
+        <w:t xml:space="preserve">include-before-body</w:t>
+      </w:r>
+      <w:r>
+        <w:t xml:space="preserve">) strategy for loading macros. The YAML front matter of this file includes:</w:t>
       </w:r>
     </w:p>
     <w:p>
@@ -257,7 +269,7 @@
         <w:rPr>
           <w:rStyle w:val="FunctionTok"/>
         </w:rPr>
-        <w:t xml:space="preserve">include-in-header</w:t>
+        <w:t xml:space="preserve">include-before-body</w:t>
       </w:r>
       <w:r>
         <w:rPr>
@@ -290,7 +302,7 @@
         <w:rPr>
           <w:rStyle w:val="CommentTok"/>
         </w:rPr>
-        <w:t xml:space="preserve">   # same as HTML</w:t>
+        <w:t xml:space="preserve">   # placed in &lt;body&gt; so MathJax processes it</w:t>
       </w:r>
       <w:r>
         <w:br/>
@@ -329,13 +341,13 @@
           <w:b/>
           <w:bCs/>
         </w:rPr>
-        <w:t xml:space="preserve">Note (HTML/RevealJS):</w:t>
-      </w:r>
-      <w:r>
-        <w:t xml:space="preserve"> </w:t>
-      </w:r>
-      <w:r>
-        <w:t xml:space="preserve">For HTML and RevealJS output,</w:t>
+        <w:t xml:space="preserve">Note (HTML):</w:t>
+      </w:r>
+      <w:r>
+        <w:t xml:space="preserve"> </w:t>
+      </w:r>
+      <w:r>
+        <w:t xml:space="preserve">For HTML output,</w:t>
       </w:r>
       <w:r>
         <w:t xml:space="preserve"> </w:t>
@@ -350,22 +362,19 @@
         <w:t xml:space="preserve"> </w:t>
       </w:r>
       <w:r>
-        <w:t xml:space="preserve">inserts content verbatim into the page. To load macros, the included file must wrap the definitions in</w:t>
-      </w:r>
-      <w:r>
-        <w:t xml:space="preserve"> </w:t>
-      </w:r>
-      <w:r>
-        <w:rPr>
-          <w:rStyle w:val="VerbatimChar"/>
-        </w:rPr>
-        <w:t xml:space="preserve">$$...$$</w:t>
-      </w:r>
-      <w:r>
-        <w:t xml:space="preserve"> </w:t>
-      </w:r>
-      <w:r>
-        <w:t xml:space="preserve">inside a hidden element so MathJax processes them. The file</w:t>
+        <w:t xml:space="preserve">inserts content into the page</w:t>
+      </w:r>
+      <w:r>
+        <w:t xml:space="preserve"> </w:t>
+      </w:r>
+      <w:r>
+        <w:rPr>
+          <w:rStyle w:val="VerbatimChar"/>
+        </w:rPr>
+        <w:t xml:space="preserve">&lt;head&gt;</w:t>
+      </w:r>
+      <w:r>
+        <w:t xml:space="preserve">. The file</w:t>
       </w:r>
       <w:r>
         <w:t xml:space="preserve"> </w:t>
@@ -380,22 +389,7 @@
         <w:t xml:space="preserve"> </w:t>
       </w:r>
       <w:r>
-        <w:t xml:space="preserve">in this repository does exactly that — it wraps the content of</w:t>
-      </w:r>
-      <w:r>
-        <w:t xml:space="preserve"> </w:t>
-      </w:r>
-      <w:r>
-        <w:rPr>
-          <w:rStyle w:val="VerbatimChar"/>
-        </w:rPr>
-        <w:t xml:space="preserve">macros.qmd</w:t>
-      </w:r>
-      <w:r>
-        <w:t xml:space="preserve"> </w:t>
-      </w:r>
-      <w:r>
-        <w:t xml:space="preserve">in</w:t>
+        <w:t xml:space="preserve">wraps the macro definitions in</w:t>
       </w:r>
       <w:r>
         <w:t xml:space="preserve"> </w:t>
@@ -407,22 +401,22 @@
         <w:t xml:space="preserve">&lt;div style="display:none"&gt;$$...$$&lt;/div&gt;</w:t>
       </w:r>
       <w:r>
-        <w:t xml:space="preserve">. For PDF,</w:t>
-      </w:r>
-      <w:r>
-        <w:t xml:space="preserve"> </w:t>
-      </w:r>
-      <w:r>
-        <w:rPr>
-          <w:rStyle w:val="VerbatimChar"/>
-        </w:rPr>
-        <w:t xml:space="preserve">macros.qmd</w:t>
-      </w:r>
-      <w:r>
-        <w:t xml:space="preserve"> </w:t>
-      </w:r>
-      <w:r>
-        <w:t xml:space="preserve">can be included directly since its raw LaTeX goes into the document preamble.</w:t>
+        <w:t xml:space="preserve">, which the browser moves into the</w:t>
+      </w:r>
+      <w:r>
+        <w:t xml:space="preserve"> </w:t>
+      </w:r>
+      <w:r>
+        <w:rPr>
+          <w:rStyle w:val="VerbatimChar"/>
+        </w:rPr>
+        <w:t xml:space="preserve">&lt;body&gt;</w:t>
+      </w:r>
+      <w:r>
+        <w:t xml:space="preserve"> </w:t>
+      </w:r>
+      <w:r>
+        <w:t xml:space="preserve">and MathJax then processes.</w:t>
       </w:r>
     </w:p>
     <w:p>
@@ -434,65 +428,82 @@
           <w:b/>
           <w:bCs/>
         </w:rPr>
-        <w:t xml:space="preserve">Note (revealjs</w:t>
-      </w:r>
-      <w:r>
-        <w:rPr>
-          <w:b/>
-          <w:bCs/>
-        </w:rPr>
-        <w:t xml:space="preserve"> </w:t>
-      </w:r>
-      <w:r>
-        <w:rPr>
-          <w:rStyle w:val="VerbatimChar"/>
-          <w:b/>
-          <w:bCs/>
-        </w:rPr>
-        <w:t xml:space="preserve">output-file</w:t>
-      </w:r>
-      <w:r>
-        <w:rPr>
-          <w:b/>
-          <w:bCs/>
-        </w:rPr>
-        <w:t xml:space="preserve">):</w:t>
-      </w:r>
-      <w:r>
-        <w:t xml:space="preserve"> </w:t>
-      </w:r>
-      <w:r>
-        <w:t xml:space="preserve">RevealJS and HTML formats both produce</w:t>
-      </w:r>
-      <w:r>
-        <w:t xml:space="preserve"> </w:t>
-      </w:r>
-      <w:r>
-        <w:rPr>
-          <w:rStyle w:val="VerbatimChar"/>
-        </w:rPr>
-        <w:t xml:space="preserve">.html</w:t>
-      </w:r>
-      <w:r>
-        <w:t xml:space="preserve"> </w:t>
-      </w:r>
-      <w:r>
-        <w:t xml:space="preserve">output by default. When both are listed in a Quarto website document,</w:t>
-      </w:r>
-      <w:r>
-        <w:t xml:space="preserve"> </w:t>
-      </w:r>
-      <w:r>
-        <w:rPr>
-          <w:rStyle w:val="VerbatimChar"/>
-        </w:rPr>
-        <w:t xml:space="preserve">output-file</w:t>
-      </w:r>
-      <w:r>
-        <w:t xml:space="preserve"> </w:t>
-      </w:r>
-      <w:r>
-        <w:t xml:space="preserve">gives the RevealJS output a distinct filename so there is no conflict.</w:t>
+        <w:t xml:space="preserve">Note (RevealJS):</w:t>
+      </w:r>
+      <w:r>
+        <w:t xml:space="preserve"> </w:t>
+      </w:r>
+      <w:r>
+        <w:t xml:space="preserve">For RevealJS,</w:t>
+      </w:r>
+      <w:r>
+        <w:t xml:space="preserve"> </w:t>
+      </w:r>
+      <w:r>
+        <w:rPr>
+          <w:rStyle w:val="VerbatimChar"/>
+        </w:rPr>
+        <w:t xml:space="preserve">include-before-body</w:t>
+      </w:r>
+      <w:r>
+        <w:t xml:space="preserve"> </w:t>
+      </w:r>
+      <w:r>
+        <w:t xml:space="preserve">is used instead of</w:t>
+      </w:r>
+      <w:r>
+        <w:t xml:space="preserve"> </w:t>
+      </w:r>
+      <w:r>
+        <w:rPr>
+          <w:rStyle w:val="VerbatimChar"/>
+        </w:rPr>
+        <w:t xml:space="preserve">include-in-header</w:t>
+      </w:r>
+      <w:r>
+        <w:t xml:space="preserve">. RevealJS processes MathJax per-slide, and macro definitions must be in the</w:t>
+      </w:r>
+      <w:r>
+        <w:t xml:space="preserve"> </w:t>
+      </w:r>
+      <w:r>
+        <w:rPr>
+          <w:rStyle w:val="VerbatimChar"/>
+        </w:rPr>
+        <w:t xml:space="preserve">&lt;body&gt;</w:t>
+      </w:r>
+      <w:r>
+        <w:t xml:space="preserve"> </w:t>
+      </w:r>
+      <w:r>
+        <w:t xml:space="preserve">— before the RevealJS presentation container — to be registered globally before any slide math is rendered.</w:t>
+      </w:r>
+      <w:r>
+        <w:t xml:space="preserve"> </w:t>
+      </w:r>
+      <w:r>
+        <w:rPr>
+          <w:rStyle w:val="VerbatimChar"/>
+        </w:rPr>
+        <w:t xml:space="preserve">include-before-body</w:t>
+      </w:r>
+      <w:r>
+        <w:t xml:space="preserve"> </w:t>
+      </w:r>
+      <w:r>
+        <w:t xml:space="preserve">places the hidden div at the very start of</w:t>
+      </w:r>
+      <w:r>
+        <w:t xml:space="preserve"> </w:t>
+      </w:r>
+      <w:r>
+        <w:rPr>
+          <w:rStyle w:val="VerbatimChar"/>
+        </w:rPr>
+        <w:t xml:space="preserve">&lt;body&gt;</w:t>
+      </w:r>
+      <w:r>
+        <w:t xml:space="preserve">.</w:t>
       </w:r>
       <w:r>
         <w:t xml:space="preserve"> </w:t>
@@ -518,28 +529,13 @@
           <w:b/>
           <w:bCs/>
         </w:rPr>
-        <w:t xml:space="preserve">Note:</w:t>
-      </w:r>
-      <w:r>
-        <w:t xml:space="preserve"> </w:t>
-      </w:r>
-      <w:r>
-        <w:t xml:space="preserve">This demo uses</w:t>
-      </w:r>
-      <w:r>
-        <w:t xml:space="preserve"> </w:t>
-      </w:r>
-      <w:r>
-        <w:rPr>
-          <w:rStyle w:val="VerbatimChar"/>
-        </w:rPr>
-        <w:t xml:space="preserve">macros-header.html</w:t>
-      </w:r>
-      <w:r>
-        <w:t xml:space="preserve"> </w:t>
-      </w:r>
-      <w:r>
-        <w:t xml:space="preserve">/</w:t>
+        <w:t xml:space="preserve">Note (PDF):</w:t>
+      </w:r>
+      <w:r>
+        <w:t xml:space="preserve"> </w:t>
+      </w:r>
+      <w:r>
+        <w:t xml:space="preserve">For PDF,</w:t>
       </w:r>
       <w:r>
         <w:t xml:space="preserve"> </w:t>
@@ -554,286 +550,334 @@
         <w:t xml:space="preserve"> </w:t>
       </w:r>
       <w:r>
-        <w:t xml:space="preserve">because both files are at the root of this repository. When using this repository as a Git submodule (cloned into a</w:t>
-      </w:r>
-      <w:r>
-        <w:t xml:space="preserve"> </w:t>
-      </w:r>
-      <w:r>
-        <w:rPr>
-          <w:rStyle w:val="VerbatimChar"/>
-        </w:rPr>
-        <w:t xml:space="preserve">macros/</w:t>
-      </w:r>
-      <w:r>
-        <w:t xml:space="preserve"> </w:t>
-      </w:r>
-      <w:r>
-        <w:t xml:space="preserve">subdirectory), replace with</w:t>
-      </w:r>
-      <w:r>
-        <w:t xml:space="preserve"> </w:t>
-      </w:r>
-      <w:r>
-        <w:rPr>
-          <w:rStyle w:val="VerbatimChar"/>
-        </w:rPr>
-        <w:t xml:space="preserve">macros/macros-header.html</w:t>
-      </w:r>
-      <w:r>
-        <w:t xml:space="preserve"> </w:t>
-      </w:r>
-      <w:r>
-        <w:t xml:space="preserve">and</w:t>
-      </w:r>
-      <w:r>
-        <w:t xml:space="preserve"> </w:t>
-      </w:r>
-      <w:r>
-        <w:rPr>
-          <w:rStyle w:val="VerbatimChar"/>
-        </w:rPr>
-        <w:t xml:space="preserve">macros/macros.qmd</w:t>
-      </w:r>
-      <w:r>
-        <w:t xml:space="preserve">.</w:t>
+        <w:t xml:space="preserve">can be included directly since its raw LaTeX goes into the document preamble.</w:t>
       </w:r>
     </w:p>
     <w:p>
       <w:pPr>
-        <w:pStyle w:val="FirstParagraph"/>
-      </w:pPr>
-      <w:r>
-        <w:t xml:space="preserve">The same configuration can be placed in a shared</w:t>
-      </w:r>
-      <w:r>
-        <w:t xml:space="preserve"> </w:t>
-      </w:r>
-      <w:r>
-        <w:rPr>
-          <w:rStyle w:val="VerbatimChar"/>
-        </w:rPr>
-        <w:t xml:space="preserve">_quarto.yml</w:t>
-      </w:r>
-      <w:r>
-        <w:t xml:space="preserve"> </w:t>
-      </w:r>
-      <w:r>
-        <w:t xml:space="preserve">to apply project-wide:</w:t>
+        <w:pStyle w:val="BlockText"/>
+      </w:pPr>
+      <w:r>
+        <w:rPr>
+          <w:b/>
+          <w:bCs/>
+        </w:rPr>
+        <w:t xml:space="preserve">Note:</w:t>
+      </w:r>
+      <w:r>
+        <w:t xml:space="preserve"> </w:t>
+      </w:r>
+      <w:r>
+        <w:t xml:space="preserve">This demo uses</w:t>
+      </w:r>
+      <w:r>
+        <w:t xml:space="preserve"> </w:t>
+      </w:r>
+      <w:r>
+        <w:rPr>
+          <w:rStyle w:val="VerbatimChar"/>
+        </w:rPr>
+        <w:t xml:space="preserve">macros-header.html</w:t>
+      </w:r>
+      <w:r>
+        <w:t xml:space="preserve"> </w:t>
+      </w:r>
+      <w:r>
+        <w:t xml:space="preserve">/</w:t>
+      </w:r>
+      <w:r>
+        <w:t xml:space="preserve"> </w:t>
+      </w:r>
+      <w:r>
+        <w:rPr>
+          <w:rStyle w:val="VerbatimChar"/>
+        </w:rPr>
+        <w:t xml:space="preserve">macros.qmd</w:t>
+      </w:r>
+      <w:r>
+        <w:t xml:space="preserve"> </w:t>
+      </w:r>
+      <w:r>
+        <w:t xml:space="preserve">because both files are at the root of this repository. When using this repository as a Git submodule (cloned into a</w:t>
+      </w:r>
+      <w:r>
+        <w:t xml:space="preserve"> </w:t>
+      </w:r>
+      <w:r>
+        <w:rPr>
+          <w:rStyle w:val="VerbatimChar"/>
+        </w:rPr>
+        <w:t xml:space="preserve">macros/</w:t>
+      </w:r>
+      <w:r>
+        <w:t xml:space="preserve"> </w:t>
+      </w:r>
+      <w:r>
+        <w:t xml:space="preserve">subdirectory), replace with</w:t>
+      </w:r>
+      <w:r>
+        <w:t xml:space="preserve"> </w:t>
+      </w:r>
+      <w:r>
+        <w:rPr>
+          <w:rStyle w:val="VerbatimChar"/>
+        </w:rPr>
+        <w:t xml:space="preserve">macros/macros-header.html</w:t>
+      </w:r>
+      <w:r>
+        <w:t xml:space="preserve"> </w:t>
+      </w:r>
+      <w:r>
+        <w:t xml:space="preserve">and</w:t>
+      </w:r>
+      <w:r>
+        <w:t xml:space="preserve"> </w:t>
+      </w:r>
+      <w:r>
+        <w:rPr>
+          <w:rStyle w:val="VerbatimChar"/>
+        </w:rPr>
+        <w:t xml:space="preserve">macros/macros.qmd</w:t>
+      </w:r>
+      <w:r>
+        <w:t xml:space="preserve">.</w:t>
       </w:r>
     </w:p>
     <w:p>
       <w:pPr>
-        <w:pStyle w:val="SourceCode"/>
-      </w:pPr>
-      <w:r>
-        <w:rPr>
-          <w:rStyle w:val="FunctionTok"/>
-        </w:rPr>
-        <w:t xml:space="preserve">format</w:t>
-      </w:r>
-      <w:r>
-        <w:rPr>
-          <w:rStyle w:val="KeywordTok"/>
-        </w:rPr>
-        <w:t xml:space="preserve">:</w:t>
-      </w:r>
-      <w:r>
-        <w:br/>
-      </w:r>
-      <w:r>
-        <w:rPr>
-          <w:rStyle w:val="AttributeTok"/>
-        </w:rPr>
-        <w:t xml:space="preserve">  </w:t>
-      </w:r>
-      <w:r>
-        <w:rPr>
-          <w:rStyle w:val="FunctionTok"/>
-        </w:rPr>
-        <w:t xml:space="preserve">html</w:t>
-      </w:r>
-      <w:r>
-        <w:rPr>
-          <w:rStyle w:val="KeywordTok"/>
-        </w:rPr>
-        <w:t xml:space="preserve">:</w:t>
-      </w:r>
-      <w:r>
-        <w:br/>
-      </w:r>
-      <w:r>
-        <w:rPr>
-          <w:rStyle w:val="AttributeTok"/>
-        </w:rPr>
-        <w:t xml:space="preserve">    </w:t>
-      </w:r>
-      <w:r>
-        <w:rPr>
-          <w:rStyle w:val="FunctionTok"/>
-        </w:rPr>
-        <w:t xml:space="preserve">include-in-header</w:t>
-      </w:r>
-      <w:r>
-        <w:rPr>
-          <w:rStyle w:val="KeywordTok"/>
-        </w:rPr>
-        <w:t xml:space="preserve">:</w:t>
-      </w:r>
-      <w:r>
-        <w:br/>
-      </w:r>
-      <w:r>
-        <w:rPr>
-          <w:rStyle w:val="AttributeTok"/>
-        </w:rPr>
-        <w:t xml:space="preserve">      </w:t>
-      </w:r>
-      <w:r>
-        <w:rPr>
-          <w:rStyle w:val="KeywordTok"/>
-        </w:rPr>
-        <w:t xml:space="preserve">-</w:t>
-      </w:r>
-      <w:r>
-        <w:rPr>
-          <w:rStyle w:val="AttributeTok"/>
-        </w:rPr>
-        <w:t xml:space="preserve"> macros/macros-header.html</w:t>
-      </w:r>
-      <w:r>
-        <w:br/>
-      </w:r>
-      <w:r>
-        <w:rPr>
-          <w:rStyle w:val="AttributeTok"/>
-        </w:rPr>
-        <w:t xml:space="preserve">  </w:t>
-      </w:r>
-      <w:r>
-        <w:rPr>
-          <w:rStyle w:val="FunctionTok"/>
-        </w:rPr>
-        <w:t xml:space="preserve">pdf</w:t>
-      </w:r>
-      <w:r>
-        <w:rPr>
-          <w:rStyle w:val="KeywordTok"/>
-        </w:rPr>
-        <w:t xml:space="preserve">:</w:t>
-      </w:r>
-      <w:r>
-        <w:br/>
-      </w:r>
-      <w:r>
-        <w:rPr>
-          <w:rStyle w:val="AttributeTok"/>
-        </w:rPr>
-        <w:t xml:space="preserve">    </w:t>
-      </w:r>
-      <w:r>
-        <w:rPr>
-          <w:rStyle w:val="FunctionTok"/>
-        </w:rPr>
-        <w:t xml:space="preserve">include-in-header</w:t>
-      </w:r>
-      <w:r>
-        <w:rPr>
-          <w:rStyle w:val="KeywordTok"/>
-        </w:rPr>
-        <w:t xml:space="preserve">:</w:t>
-      </w:r>
-      <w:r>
-        <w:br/>
-      </w:r>
-      <w:r>
-        <w:rPr>
-          <w:rStyle w:val="AttributeTok"/>
-        </w:rPr>
-        <w:t xml:space="preserve">      </w:t>
-      </w:r>
-      <w:r>
-        <w:rPr>
-          <w:rStyle w:val="KeywordTok"/>
-        </w:rPr>
-        <w:t xml:space="preserve">-</w:t>
-      </w:r>
-      <w:r>
-        <w:rPr>
-          <w:rStyle w:val="AttributeTok"/>
-        </w:rPr>
-        <w:t xml:space="preserve"> macros/macros.qmd</w:t>
-      </w:r>
-      <w:r>
-        <w:br/>
-      </w:r>
-      <w:r>
-        <w:rPr>
-          <w:rStyle w:val="AttributeTok"/>
-        </w:rPr>
-        <w:t xml:space="preserve">  </w:t>
-      </w:r>
-      <w:r>
-        <w:rPr>
-          <w:rStyle w:val="FunctionTok"/>
-        </w:rPr>
-        <w:t xml:space="preserve">revealjs</w:t>
-      </w:r>
-      <w:r>
-        <w:rPr>
-          <w:rStyle w:val="KeywordTok"/>
-        </w:rPr>
-        <w:t xml:space="preserve">:</w:t>
-      </w:r>
-      <w:r>
-        <w:br/>
-      </w:r>
-      <w:r>
-        <w:rPr>
-          <w:rStyle w:val="AttributeTok"/>
-        </w:rPr>
-        <w:t xml:space="preserve">    </w:t>
-      </w:r>
-      <w:r>
-        <w:rPr>
-          <w:rStyle w:val="FunctionTok"/>
-        </w:rPr>
-        <w:t xml:space="preserve">include-in-header</w:t>
-      </w:r>
-      <w:r>
-        <w:rPr>
-          <w:rStyle w:val="KeywordTok"/>
-        </w:rPr>
-        <w:t xml:space="preserve">:</w:t>
-      </w:r>
-      <w:r>
-        <w:br/>
-      </w:r>
-      <w:r>
-        <w:rPr>
-          <w:rStyle w:val="AttributeTok"/>
-        </w:rPr>
-        <w:t xml:space="preserve">      </w:t>
-      </w:r>
-      <w:r>
-        <w:rPr>
-          <w:rStyle w:val="KeywordTok"/>
-        </w:rPr>
-        <w:t xml:space="preserve">-</w:t>
-      </w:r>
-      <w:r>
-        <w:rPr>
-          <w:rStyle w:val="AttributeTok"/>
-        </w:rPr>
-        <w:t xml:space="preserve"> macros/macros-header.html</w:t>
+        <w:pStyle w:val="FirstParagraph"/>
+      </w:pPr>
+      <w:r>
+        <w:t xml:space="preserve">The same configuration can be placed in a shared</w:t>
+      </w:r>
+      <w:r>
+        <w:t xml:space="preserve"> </w:t>
+      </w:r>
+      <w:r>
+        <w:rPr>
+          <w:rStyle w:val="VerbatimChar"/>
+        </w:rPr>
+        <w:t xml:space="preserve">_quarto.yml</w:t>
+      </w:r>
+      <w:r>
+        <w:t xml:space="preserve"> </w:t>
+      </w:r>
+      <w:r>
+        <w:t xml:space="preserve">to apply project-wide:</w:t>
       </w:r>
     </w:p>
     <w:p>
       <w:pPr>
+        <w:pStyle w:val="SourceCode"/>
+      </w:pPr>
+      <w:r>
+        <w:rPr>
+          <w:rStyle w:val="FunctionTok"/>
+        </w:rPr>
+        <w:t xml:space="preserve">format</w:t>
+      </w:r>
+      <w:r>
+        <w:rPr>
+          <w:rStyle w:val="KeywordTok"/>
+        </w:rPr>
+        <w:t xml:space="preserve">:</w:t>
+      </w:r>
+      <w:r>
+        <w:br/>
+      </w:r>
+      <w:r>
+        <w:rPr>
+          <w:rStyle w:val="AttributeTok"/>
+        </w:rPr>
+        <w:t xml:space="preserve">  </w:t>
+      </w:r>
+      <w:r>
+        <w:rPr>
+          <w:rStyle w:val="FunctionTok"/>
+        </w:rPr>
+        <w:t xml:space="preserve">html</w:t>
+      </w:r>
+      <w:r>
+        <w:rPr>
+          <w:rStyle w:val="KeywordTok"/>
+        </w:rPr>
+        <w:t xml:space="preserve">:</w:t>
+      </w:r>
+      <w:r>
+        <w:br/>
+      </w:r>
+      <w:r>
+        <w:rPr>
+          <w:rStyle w:val="AttributeTok"/>
+        </w:rPr>
+        <w:t xml:space="preserve">    </w:t>
+      </w:r>
+      <w:r>
+        <w:rPr>
+          <w:rStyle w:val="FunctionTok"/>
+        </w:rPr>
+        <w:t xml:space="preserve">include-in-header</w:t>
+      </w:r>
+      <w:r>
+        <w:rPr>
+          <w:rStyle w:val="KeywordTok"/>
+        </w:rPr>
+        <w:t xml:space="preserve">:</w:t>
+      </w:r>
+      <w:r>
+        <w:br/>
+      </w:r>
+      <w:r>
+        <w:rPr>
+          <w:rStyle w:val="AttributeTok"/>
+        </w:rPr>
+        <w:t xml:space="preserve">      </w:t>
+      </w:r>
+      <w:r>
+        <w:rPr>
+          <w:rStyle w:val="KeywordTok"/>
+        </w:rPr>
+        <w:t xml:space="preserve">-</w:t>
+      </w:r>
+      <w:r>
+        <w:rPr>
+          <w:rStyle w:val="AttributeTok"/>
+        </w:rPr>
+        <w:t xml:space="preserve"> macros/macros-header.html</w:t>
+      </w:r>
+      <w:r>
+        <w:br/>
+      </w:r>
+      <w:r>
+        <w:rPr>
+          <w:rStyle w:val="AttributeTok"/>
+        </w:rPr>
+        <w:t xml:space="preserve">  </w:t>
+      </w:r>
+      <w:r>
+        <w:rPr>
+          <w:rStyle w:val="FunctionTok"/>
+        </w:rPr>
+        <w:t xml:space="preserve">pdf</w:t>
+      </w:r>
+      <w:r>
+        <w:rPr>
+          <w:rStyle w:val="KeywordTok"/>
+        </w:rPr>
+        <w:t xml:space="preserve">:</w:t>
+      </w:r>
+      <w:r>
+        <w:br/>
+      </w:r>
+      <w:r>
+        <w:rPr>
+          <w:rStyle w:val="AttributeTok"/>
+        </w:rPr>
+        <w:t xml:space="preserve">    </w:t>
+      </w:r>
+      <w:r>
+        <w:rPr>
+          <w:rStyle w:val="FunctionTok"/>
+        </w:rPr>
+        <w:t xml:space="preserve">include-in-header</w:t>
+      </w:r>
+      <w:r>
+        <w:rPr>
+          <w:rStyle w:val="KeywordTok"/>
+        </w:rPr>
+        <w:t xml:space="preserve">:</w:t>
+      </w:r>
+      <w:r>
+        <w:br/>
+      </w:r>
+      <w:r>
+        <w:rPr>
+          <w:rStyle w:val="AttributeTok"/>
+        </w:rPr>
+        <w:t xml:space="preserve">      </w:t>
+      </w:r>
+      <w:r>
+        <w:rPr>
+          <w:rStyle w:val="KeywordTok"/>
+        </w:rPr>
+        <w:t xml:space="preserve">-</w:t>
+      </w:r>
+      <w:r>
+        <w:rPr>
+          <w:rStyle w:val="AttributeTok"/>
+        </w:rPr>
+        <w:t xml:space="preserve"> macros/macros.qmd</w:t>
+      </w:r>
+      <w:r>
+        <w:br/>
+      </w:r>
+      <w:r>
+        <w:rPr>
+          <w:rStyle w:val="AttributeTok"/>
+        </w:rPr>
+        <w:t xml:space="preserve">  </w:t>
+      </w:r>
+      <w:r>
+        <w:rPr>
+          <w:rStyle w:val="FunctionTok"/>
+        </w:rPr>
+        <w:t xml:space="preserve">revealjs</w:t>
+      </w:r>
+      <w:r>
+        <w:rPr>
+          <w:rStyle w:val="KeywordTok"/>
+        </w:rPr>
+        <w:t xml:space="preserve">:</w:t>
+      </w:r>
+      <w:r>
+        <w:br/>
+      </w:r>
+      <w:r>
+        <w:rPr>
+          <w:rStyle w:val="AttributeTok"/>
+        </w:rPr>
+        <w:t xml:space="preserve">    </w:t>
+      </w:r>
+      <w:r>
+        <w:rPr>
+          <w:rStyle w:val="FunctionTok"/>
+        </w:rPr>
+        <w:t xml:space="preserve">include-before-body</w:t>
+      </w:r>
+      <w:r>
+        <w:rPr>
+          <w:rStyle w:val="KeywordTok"/>
+        </w:rPr>
+        <w:t xml:space="preserve">:</w:t>
+      </w:r>
+      <w:r>
+        <w:br/>
+      </w:r>
+      <w:r>
+        <w:rPr>
+          <w:rStyle w:val="AttributeTok"/>
+        </w:rPr>
+        <w:t xml:space="preserve">      </w:t>
+      </w:r>
+      <w:r>
+        <w:rPr>
+          <w:rStyle w:val="KeywordTok"/>
+        </w:rPr>
+        <w:t xml:space="preserve">-</w:t>
+      </w:r>
+      <w:r>
+        <w:rPr>
+          <w:rStyle w:val="AttributeTok"/>
+        </w:rPr>
+        <w:t xml:space="preserve"> macros/macros-header.html</w:t>
+      </w:r>
+    </w:p>
+    <w:p>
+      <w:pPr>
         <w:pStyle w:val="FirstParagraph"/>
       </w:pPr>
       <w:r>
-        <w:t xml:space="preserve">This inserts the macro definitions into the document header for each output format:</w:t>
+        <w:t xml:space="preserve">This inserts the macro definitions for each output format:</w:t>
       </w:r>
     </w:p>
     <w:p>
@@ -867,7 +911,22 @@
         <w:t xml:space="preserve"> </w:t>
       </w:r>
       <w:r>
-        <w:t xml:space="preserve">goes into the LaTeX preamble — all macros work, including</w:t>
+        <w:t xml:space="preserve">goes into the LaTeX preamble via</w:t>
+      </w:r>
+      <w:r>
+        <w:t xml:space="preserve"> </w:t>
+      </w:r>
+      <w:r>
+        <w:rPr>
+          <w:rStyle w:val="VerbatimChar"/>
+        </w:rPr>
+        <w:t xml:space="preserve">include-in-header</w:t>
+      </w:r>
+      <w:r>
+        <w:t xml:space="preserve"> </w:t>
+      </w:r>
+      <w:r>
+        <w:t xml:space="preserve">— all macros work, including</w:t>
       </w:r>
       <w:r>
         <w:t xml:space="preserve"> </w:t>
@@ -895,7 +954,7 @@
           <w:b/>
           <w:bCs/>
         </w:rPr>
-        <w:t xml:space="preserve">HTML/RevealJS</w:t>
+        <w:t xml:space="preserve">HTML</w:t>
       </w:r>
       <w:r>
         <w:t xml:space="preserve">:</w:t>
@@ -913,7 +972,37 @@
         <w:t xml:space="preserve"> </w:t>
       </w:r>
       <w:r>
-        <w:t xml:space="preserve">wraps the definitions in</w:t>
+        <w:t xml:space="preserve">is inserted via</w:t>
+      </w:r>
+      <w:r>
+        <w:t xml:space="preserve"> </w:t>
+      </w:r>
+      <w:r>
+        <w:rPr>
+          <w:rStyle w:val="VerbatimChar"/>
+        </w:rPr>
+        <w:t xml:space="preserve">include-in-header</w:t>
+      </w:r>
+      <w:r>
+        <w:t xml:space="preserve"> </w:t>
+      </w:r>
+      <w:r>
+        <w:t xml:space="preserve">— the browser moves the</w:t>
+      </w:r>
+      <w:r>
+        <w:t xml:space="preserve"> </w:t>
+      </w:r>
+      <w:r>
+        <w:rPr>
+          <w:rStyle w:val="VerbatimChar"/>
+        </w:rPr>
+        <w:t xml:space="preserve">&lt;div&gt;</w:t>
+      </w:r>
+      <w:r>
+        <w:t xml:space="preserve"> </w:t>
+      </w:r>
+      <w:r>
+        <w:t xml:space="preserve">to the body and MathJax processes the</w:t>
       </w:r>
       <w:r>
         <w:t xml:space="preserve"> </w:t>
@@ -928,7 +1017,7 @@
         <w:t xml:space="preserve"> </w:t>
       </w:r>
       <w:r>
-        <w:t xml:space="preserve">so MathJax processes them — MathJax-supported commands (</w:t>
+        <w:t xml:space="preserve">block. MathJax-supported commands (</w:t>
       </w:r>
       <w:r>
         <w:rPr>
@@ -988,19 +1077,83 @@
         <w:t xml:space="preserve"> </w:t>
       </w:r>
       <w:r>
-        <w:t xml:space="preserve">is silently ignored. The example table below uses only</w:t>
-      </w:r>
-      <w:r>
-        <w:t xml:space="preserve"> </w:t>
-      </w:r>
-      <w:r>
-        <w:rPr>
-          <w:rStyle w:val="VerbatimChar"/>
-        </w:rPr>
-        <w:t xml:space="preserve">\def</w:t>
-      </w:r>
-      <w:r>
-        <w:t xml:space="preserve">-based macros.</w:t>
+        <w:t xml:space="preserve">is silently ignored.</w:t>
+      </w:r>
+    </w:p>
+    <w:p>
+      <w:pPr>
+        <w:pStyle w:val="Compact"/>
+        <w:numPr>
+          <w:ilvl w:val="0"/>
+          <w:numId w:val="1001"/>
+        </w:numPr>
+      </w:pPr>
+      <w:r>
+        <w:rPr>
+          <w:b/>
+          <w:bCs/>
+        </w:rPr>
+        <w:t xml:space="preserve">RevealJS</w:t>
+      </w:r>
+      <w:r>
+        <w:t xml:space="preserve">:</w:t>
+      </w:r>
+      <w:r>
+        <w:t xml:space="preserve"> </w:t>
+      </w:r>
+      <w:r>
+        <w:rPr>
+          <w:rStyle w:val="VerbatimChar"/>
+        </w:rPr>
+        <w:t xml:space="preserve">macros-header.html</w:t>
+      </w:r>
+      <w:r>
+        <w:t xml:space="preserve"> </w:t>
+      </w:r>
+      <w:r>
+        <w:t xml:space="preserve">is inserted via</w:t>
+      </w:r>
+      <w:r>
+        <w:t xml:space="preserve"> </w:t>
+      </w:r>
+      <w:r>
+        <w:rPr>
+          <w:rStyle w:val="VerbatimChar"/>
+        </w:rPr>
+        <w:t xml:space="preserve">include-before-body</w:t>
+      </w:r>
+      <w:r>
+        <w:t xml:space="preserve"> </w:t>
+      </w:r>
+      <w:r>
+        <w:t xml:space="preserve">(not</w:t>
+      </w:r>
+      <w:r>
+        <w:t xml:space="preserve"> </w:t>
+      </w:r>
+      <w:r>
+        <w:rPr>
+          <w:rStyle w:val="VerbatimChar"/>
+        </w:rPr>
+        <w:t xml:space="preserve">include-in-header</w:t>
+      </w:r>
+      <w:r>
+        <w:t xml:space="preserve">) — this places the hidden div at the start of</w:t>
+      </w:r>
+      <w:r>
+        <w:t xml:space="preserve"> </w:t>
+      </w:r>
+      <w:r>
+        <w:rPr>
+          <w:rStyle w:val="VerbatimChar"/>
+        </w:rPr>
+        <w:t xml:space="preserve">&lt;body&gt;</w:t>
+      </w:r>
+      <w:r>
+        <w:t xml:space="preserve"> </w:t>
+      </w:r>
+      <w:r>
+        <w:t xml:space="preserve">where RevealJS’s MathJax will pick it up before rendering slides. The same MathJax limitations apply.</w:t>
       </w:r>
     </w:p>
     <w:p>

--- a/pr-preview/pr-33/demo-include-in-header.docx
+++ b/pr-preview/pr-33/demo-include-in-header.docx
@@ -39,19 +39,7 @@
         <w:t xml:space="preserve"> </w:t>
       </w:r>
       <w:r>
-        <w:t xml:space="preserve">(and</w:t>
-      </w:r>
-      <w:r>
-        <w:t xml:space="preserve"> </w:t>
-      </w:r>
-      <w:r>
-        <w:rPr>
-          <w:rStyle w:val="VerbatimChar"/>
-        </w:rPr>
-        <w:t xml:space="preserve">include-before-body</w:t>
-      </w:r>
-      <w:r>
-        <w:t xml:space="preserve">) strategy for loading macros. The YAML front matter of this file includes:</w:t>
+        <w:t xml:space="preserve">strategy for loading macros. The YAML front matter of this file includes:</w:t>
       </w:r>
     </w:p>
     <w:p>
@@ -137,7 +125,7 @@
         <w:rPr>
           <w:rStyle w:val="CommentTok"/>
         </w:rPr>
-        <w:t xml:space="preserve">   # HTML file wrapping macros in $$...$$ for MathJax</w:t>
+        <w:t xml:space="preserve">   # MathJax macro config script</w:t>
       </w:r>
       <w:r>
         <w:br/>
@@ -269,7 +257,7 @@
         <w:rPr>
           <w:rStyle w:val="FunctionTok"/>
         </w:rPr>
-        <w:t xml:space="preserve">include-before-body</w:t>
+        <w:t xml:space="preserve">include-in-header</w:t>
       </w:r>
       <w:r>
         <w:rPr>
@@ -302,7 +290,7 @@
         <w:rPr>
           <w:rStyle w:val="CommentTok"/>
         </w:rPr>
-        <w:t xml:space="preserve">   # placed in &lt;body&gt; so MathJax processes it</w:t>
+        <w:t xml:space="preserve">   # MathJax config script</w:t>
       </w:r>
       <w:r>
         <w:br/>
@@ -341,13 +329,7 @@
           <w:b/>
           <w:bCs/>
         </w:rPr>
-        <w:t xml:space="preserve">Note (HTML):</w:t>
-      </w:r>
-      <w:r>
-        <w:t xml:space="preserve"> </w:t>
-      </w:r>
-      <w:r>
-        <w:t xml:space="preserve">For HTML output,</w:t>
+        <w:t xml:space="preserve">Note (HTML/RevealJS):</w:t>
       </w:r>
       <w:r>
         <w:t xml:space="preserve"> </w:t>
@@ -356,13 +338,13 @@
         <w:rPr>
           <w:rStyle w:val="VerbatimChar"/>
         </w:rPr>
-        <w:t xml:space="preserve">include-in-header</w:t>
-      </w:r>
-      <w:r>
-        <w:t xml:space="preserve"> </w:t>
-      </w:r>
-      <w:r>
-        <w:t xml:space="preserve">inserts content into the page</w:t>
+        <w:t xml:space="preserve">macros-header.html</w:t>
+      </w:r>
+      <w:r>
+        <w:t xml:space="preserve"> </w:t>
+      </w:r>
+      <w:r>
+        <w:t xml:space="preserve">is a MathJax configuration script (not raw</w:t>
       </w:r>
       <w:r>
         <w:t xml:space="preserve"> </w:t>
@@ -371,10 +353,13 @@
         <w:rPr>
           <w:rStyle w:val="VerbatimChar"/>
         </w:rPr>
-        <w:t xml:space="preserve">&lt;head&gt;</w:t>
-      </w:r>
-      <w:r>
-        <w:t xml:space="preserve">. The file</w:t>
+        <w:t xml:space="preserve">$$...$$</w:t>
+      </w:r>
+      <w:r>
+        <w:t xml:space="preserve"> </w:t>
+      </w:r>
+      <w:r>
+        <w:t xml:space="preserve">text). It defines macros through</w:t>
       </w:r>
       <w:r>
         <w:t xml:space="preserve"> </w:t>
@@ -383,127 +368,10 @@
         <w:rPr>
           <w:rStyle w:val="VerbatimChar"/>
         </w:rPr>
-        <w:t xml:space="preserve">macros-header.html</w:t>
-      </w:r>
-      <w:r>
-        <w:t xml:space="preserve"> </w:t>
-      </w:r>
-      <w:r>
-        <w:t xml:space="preserve">wraps the macro definitions in</w:t>
-      </w:r>
-      <w:r>
-        <w:t xml:space="preserve"> </w:t>
-      </w:r>
-      <w:r>
-        <w:rPr>
-          <w:rStyle w:val="VerbatimChar"/>
-        </w:rPr>
-        <w:t xml:space="preserve">&lt;div style="display:none"&gt;$$...$$&lt;/div&gt;</w:t>
-      </w:r>
-      <w:r>
-        <w:t xml:space="preserve">, which the browser moves into the</w:t>
-      </w:r>
-      <w:r>
-        <w:t xml:space="preserve"> </w:t>
-      </w:r>
-      <w:r>
-        <w:rPr>
-          <w:rStyle w:val="VerbatimChar"/>
-        </w:rPr>
-        <w:t xml:space="preserve">&lt;body&gt;</w:t>
-      </w:r>
-      <w:r>
-        <w:t xml:space="preserve"> </w:t>
-      </w:r>
-      <w:r>
-        <w:t xml:space="preserve">and MathJax then processes.</w:t>
-      </w:r>
-    </w:p>
-    <w:p>
-      <w:pPr>
-        <w:pStyle w:val="BlockText"/>
-      </w:pPr>
-      <w:r>
-        <w:rPr>
-          <w:b/>
-          <w:bCs/>
-        </w:rPr>
-        <w:t xml:space="preserve">Note (RevealJS):</w:t>
-      </w:r>
-      <w:r>
-        <w:t xml:space="preserve"> </w:t>
-      </w:r>
-      <w:r>
-        <w:t xml:space="preserve">For RevealJS,</w:t>
-      </w:r>
-      <w:r>
-        <w:t xml:space="preserve"> </w:t>
-      </w:r>
-      <w:r>
-        <w:rPr>
-          <w:rStyle w:val="VerbatimChar"/>
-        </w:rPr>
-        <w:t xml:space="preserve">include-before-body</w:t>
-      </w:r>
-      <w:r>
-        <w:t xml:space="preserve"> </w:t>
-      </w:r>
-      <w:r>
-        <w:t xml:space="preserve">is used instead of</w:t>
-      </w:r>
-      <w:r>
-        <w:t xml:space="preserve"> </w:t>
-      </w:r>
-      <w:r>
-        <w:rPr>
-          <w:rStyle w:val="VerbatimChar"/>
-        </w:rPr>
-        <w:t xml:space="preserve">include-in-header</w:t>
-      </w:r>
-      <w:r>
-        <w:t xml:space="preserve">. RevealJS processes MathJax per-slide, and macro definitions must be in the</w:t>
-      </w:r>
-      <w:r>
-        <w:t xml:space="preserve"> </w:t>
-      </w:r>
-      <w:r>
-        <w:rPr>
-          <w:rStyle w:val="VerbatimChar"/>
-        </w:rPr>
-        <w:t xml:space="preserve">&lt;body&gt;</w:t>
-      </w:r>
-      <w:r>
-        <w:t xml:space="preserve"> </w:t>
-      </w:r>
-      <w:r>
-        <w:t xml:space="preserve">— before the RevealJS presentation container — to be registered globally before any slide math is rendered.</w:t>
-      </w:r>
-      <w:r>
-        <w:t xml:space="preserve"> </w:t>
-      </w:r>
-      <w:r>
-        <w:rPr>
-          <w:rStyle w:val="VerbatimChar"/>
-        </w:rPr>
-        <w:t xml:space="preserve">include-before-body</w:t>
-      </w:r>
-      <w:r>
-        <w:t xml:space="preserve"> </w:t>
-      </w:r>
-      <w:r>
-        <w:t xml:space="preserve">places the hidden div at the very start of</w:t>
-      </w:r>
-      <w:r>
-        <w:t xml:space="preserve"> </w:t>
-      </w:r>
-      <w:r>
-        <w:rPr>
-          <w:rStyle w:val="VerbatimChar"/>
-        </w:rPr>
-        <w:t xml:space="preserve">&lt;body&gt;</w:t>
-      </w:r>
-      <w:r>
-        <w:t xml:space="preserve">.</w:t>
+        <w:t xml:space="preserve">MathJax.tex.macros</w:t>
+      </w:r>
+      <w:r>
+        <w:t xml:space="preserve">, so macros are available before page/slide math is typeset.</w:t>
       </w:r>
       <w:r>
         <w:t xml:space="preserve"> </w:t>
@@ -842,7 +710,7 @@
         <w:rPr>
           <w:rStyle w:val="FunctionTok"/>
         </w:rPr>
-        <w:t xml:space="preserve">include-before-body</w:t>
+        <w:t xml:space="preserve">include-in-header</w:t>
       </w:r>
       <w:r>
         <w:rPr>
@@ -987,7 +855,7 @@
         <w:t xml:space="preserve"> </w:t>
       </w:r>
       <w:r>
-        <w:t xml:space="preserve">— the browser moves the</w:t>
+        <w:t xml:space="preserve">as a MathJax config script. Macro names are set in</w:t>
       </w:r>
       <w:r>
         <w:t xml:space="preserve"> </w:t>
@@ -996,88 +864,13 @@
         <w:rPr>
           <w:rStyle w:val="VerbatimChar"/>
         </w:rPr>
-        <w:t xml:space="preserve">&lt;div&gt;</w:t>
-      </w:r>
-      <w:r>
-        <w:t xml:space="preserve"> </w:t>
-      </w:r>
-      <w:r>
-        <w:t xml:space="preserve">to the body and MathJax processes the</w:t>
-      </w:r>
-      <w:r>
-        <w:t xml:space="preserve"> </w:t>
-      </w:r>
-      <w:r>
-        <w:rPr>
-          <w:rStyle w:val="VerbatimChar"/>
-        </w:rPr>
-        <w:t xml:space="preserve">$$...$$</w:t>
-      </w:r>
-      <w:r>
-        <w:t xml:space="preserve"> </w:t>
-      </w:r>
-      <w:r>
-        <w:t xml:space="preserve">block. MathJax-supported commands (</w:t>
-      </w:r>
-      <w:r>
-        <w:rPr>
-          <w:rStyle w:val="VerbatimChar"/>
-        </w:rPr>
-        <w:t xml:space="preserve">\def</w:t>
-      </w:r>
-      <w:r>
-        <w:t xml:space="preserve">,</w:t>
-      </w:r>
-      <w:r>
-        <w:t xml:space="preserve"> </w:t>
-      </w:r>
-      <w:r>
-        <w:rPr>
-          <w:rStyle w:val="VerbatimChar"/>
-        </w:rPr>
-        <w:t xml:space="preserve">\newcommand</w:t>
-      </w:r>
-      <w:r>
-        <w:t xml:space="preserve">,</w:t>
-      </w:r>
-      <w:r>
-        <w:t xml:space="preserve"> </w:t>
-      </w:r>
-      <w:r>
-        <w:rPr>
-          <w:rStyle w:val="VerbatimChar"/>
-        </w:rPr>
-        <w:t xml:space="preserve">\renewcommand</w:t>
-      </w:r>
-      <w:r>
-        <w:t xml:space="preserve">,</w:t>
-      </w:r>
-      <w:r>
-        <w:t xml:space="preserve"> </w:t>
-      </w:r>
-      <w:r>
-        <w:rPr>
-          <w:rStyle w:val="VerbatimChar"/>
-        </w:rPr>
-        <w:t xml:space="preserve">\let</w:t>
-      </w:r>
-      <w:r>
-        <w:t xml:space="preserve">, environments) are recognized;</w:t>
-      </w:r>
-      <w:r>
-        <w:t xml:space="preserve"> </w:t>
-      </w:r>
-      <w:r>
-        <w:rPr>
-          <w:rStyle w:val="VerbatimChar"/>
-        </w:rPr>
-        <w:t xml:space="preserve">\providecommand</w:t>
-      </w:r>
-      <w:r>
-        <w:t xml:space="preserve"> </w:t>
-      </w:r>
-      <w:r>
-        <w:t xml:space="preserve">is silently ignored.</w:t>
+        <w:t xml:space="preserve">MathJax.tex.macros</w:t>
+      </w:r>
+      <w:r>
+        <w:t xml:space="preserve"> </w:t>
+      </w:r>
+      <w:r>
+        <w:t xml:space="preserve">before typesetting.</w:t>
       </w:r>
     </w:p>
     <w:p>
@@ -1120,40 +913,13 @@
         <w:rPr>
           <w:rStyle w:val="VerbatimChar"/>
         </w:rPr>
-        <w:t xml:space="preserve">include-before-body</w:t>
-      </w:r>
-      <w:r>
-        <w:t xml:space="preserve"> </w:t>
-      </w:r>
-      <w:r>
-        <w:t xml:space="preserve">(not</w:t>
-      </w:r>
-      <w:r>
-        <w:t xml:space="preserve"> </w:t>
-      </w:r>
-      <w:r>
-        <w:rPr>
-          <w:rStyle w:val="VerbatimChar"/>
-        </w:rPr>
         <w:t xml:space="preserve">include-in-header</w:t>
       </w:r>
       <w:r>
-        <w:t xml:space="preserve">) — this places the hidden div at the start of</w:t>
-      </w:r>
-      <w:r>
-        <w:t xml:space="preserve"> </w:t>
-      </w:r>
-      <w:r>
-        <w:rPr>
-          <w:rStyle w:val="VerbatimChar"/>
-        </w:rPr>
-        <w:t xml:space="preserve">&lt;body&gt;</w:t>
-      </w:r>
-      <w:r>
-        <w:t xml:space="preserve"> </w:t>
-      </w:r>
-      <w:r>
-        <w:t xml:space="preserve">where RevealJS’s MathJax will pick it up before rendering slides. The same MathJax limitations apply.</w:t>
+        <w:t xml:space="preserve"> </w:t>
+      </w:r>
+      <w:r>
+        <w:t xml:space="preserve">as the same MathJax config script, so slide math can use the macros globally.</w:t>
       </w:r>
     </w:p>
     <w:p>

--- a/pr-preview/pr-33/demo-include-in-header.docx
+++ b/pr-preview/pr-33/demo-include-in-header.docx
@@ -359,10 +359,7 @@
         <w:t xml:space="preserve"> </w:t>
       </w:r>
       <w:r>
-        <w:t xml:space="preserve">text). It defines macros through</w:t>
-      </w:r>
-      <w:r>
-        <w:t xml:space="preserve"> </w:t>
+        <w:t xml:space="preserve">text). It defines macros for both MathJax v3 (</w:t>
       </w:r>
       <w:r>
         <w:rPr>
@@ -371,7 +368,16 @@
         <w:t xml:space="preserve">MathJax.tex.macros</w:t>
       </w:r>
       <w:r>
-        <w:t xml:space="preserve">, so macros are available before page/slide math is typeset.</w:t>
+        <w:t xml:space="preserve">) and MathJax v2 (</w:t>
+      </w:r>
+      <w:r>
+        <w:rPr>
+          <w:rStyle w:val="VerbatimChar"/>
+        </w:rPr>
+        <w:t xml:space="preserve">MathJax.TeX.Macros</w:t>
+      </w:r>
+      <w:r>
+        <w:t xml:space="preserve">), so macros are available before page/slide math is typeset.</w:t>
       </w:r>
       <w:r>
         <w:t xml:space="preserve"> </w:t>
@@ -855,22 +861,7 @@
         <w:t xml:space="preserve"> </w:t>
       </w:r>
       <w:r>
-        <w:t xml:space="preserve">as a MathJax config script. Macro names are set in</w:t>
-      </w:r>
-      <w:r>
-        <w:t xml:space="preserve"> </w:t>
-      </w:r>
-      <w:r>
-        <w:rPr>
-          <w:rStyle w:val="VerbatimChar"/>
-        </w:rPr>
-        <w:t xml:space="preserve">MathJax.tex.macros</w:t>
-      </w:r>
-      <w:r>
-        <w:t xml:space="preserve"> </w:t>
-      </w:r>
-      <w:r>
-        <w:t xml:space="preserve">before typesetting.</w:t>
+        <w:t xml:space="preserve">as a MathJax config script. Macro names are set before typesetting.</w:t>
       </w:r>
     </w:p>
     <w:p>
@@ -919,7 +910,7 @@
         <w:t xml:space="preserve"> </w:t>
       </w:r>
       <w:r>
-        <w:t xml:space="preserve">as the same MathJax config script, so slide math can use the macros globally.</w:t>
+        <w:t xml:space="preserve">as the same config script (including MathJax v2 support), so slide math can use the macros globally.</w:t>
       </w:r>
     </w:p>
     <w:p>

--- a/pr-preview/pr-33/demo-include-in-header.docx
+++ b/pr-preview/pr-33/demo-include-in-header.docx
@@ -290,7 +290,7 @@
         <w:rPr>
           <w:rStyle w:val="CommentTok"/>
         </w:rPr>
-        <w:t xml:space="preserve">   # MathJax config script</w:t>
+        <w:t xml:space="preserve">   # loader that reads macros.qmd</w:t>
       </w:r>
       <w:r>
         <w:br/>
@@ -344,7 +344,7 @@
         <w:t xml:space="preserve"> </w:t>
       </w:r>
       <w:r>
-        <w:t xml:space="preserve">is a MathJax configuration script (not raw</w:t>
+        <w:t xml:space="preserve">is a small loader script (not a second macro-definition file). It reads</w:t>
       </w:r>
       <w:r>
         <w:t xml:space="preserve"> </w:t>
@@ -353,13 +353,13 @@
         <w:rPr>
           <w:rStyle w:val="VerbatimChar"/>
         </w:rPr>
-        <w:t xml:space="preserve">$$...$$</w:t>
-      </w:r>
-      <w:r>
-        <w:t xml:space="preserve"> </w:t>
-      </w:r>
-      <w:r>
-        <w:t xml:space="preserve">text). It defines macros for both MathJax v3 (</w:t>
+        <w:t xml:space="preserve">macros.qmd</w:t>
+      </w:r>
+      <w:r>
+        <w:t xml:space="preserve">, converts macro definitions to a MathJax config object, and sets</w:t>
+      </w:r>
+      <w:r>
+        <w:t xml:space="preserve"> </w:t>
       </w:r>
       <w:r>
         <w:rPr>
@@ -368,16 +368,10 @@
         <w:t xml:space="preserve">MathJax.tex.macros</w:t>
       </w:r>
       <w:r>
-        <w:t xml:space="preserve">) and MathJax v2 (</w:t>
-      </w:r>
-      <w:r>
-        <w:rPr>
-          <w:rStyle w:val="VerbatimChar"/>
-        </w:rPr>
-        <w:t xml:space="preserve">MathJax.TeX.Macros</w:t>
-      </w:r>
-      <w:r>
-        <w:t xml:space="preserve">), so macros are available before page/slide math is typeset.</w:t>
+        <w:t xml:space="preserve"> </w:t>
+      </w:r>
+      <w:r>
+        <w:t xml:space="preserve">before typesetting.</w:t>
       </w:r>
       <w:r>
         <w:t xml:space="preserve"> </w:t>
@@ -861,7 +855,34 @@
         <w:t xml:space="preserve"> </w:t>
       </w:r>
       <w:r>
-        <w:t xml:space="preserve">as a MathJax config script. Macro names are set before typesetting.</w:t>
+        <w:t xml:space="preserve">and loads macros from</w:t>
+      </w:r>
+      <w:r>
+        <w:t xml:space="preserve"> </w:t>
+      </w:r>
+      <w:r>
+        <w:rPr>
+          <w:rStyle w:val="VerbatimChar"/>
+        </w:rPr>
+        <w:t xml:space="preserve">macros.qmd</w:t>
+      </w:r>
+      <w:r>
+        <w:t xml:space="preserve"> </w:t>
+      </w:r>
+      <w:r>
+        <w:t xml:space="preserve">into</w:t>
+      </w:r>
+      <w:r>
+        <w:t xml:space="preserve"> </w:t>
+      </w:r>
+      <w:r>
+        <w:rPr>
+          <w:rStyle w:val="VerbatimChar"/>
+        </w:rPr>
+        <w:t xml:space="preserve">MathJax.tex.macros</w:t>
+      </w:r>
+      <w:r>
+        <w:t xml:space="preserve">.</w:t>
       </w:r>
     </w:p>
     <w:p>
@@ -895,7 +916,7 @@
         <w:t xml:space="preserve"> </w:t>
       </w:r>
       <w:r>
-        <w:t xml:space="preserve">is inserted via</w:t>
+        <w:t xml:space="preserve">does the same loader step (including MathJax v2 compatibility), so slide math uses the same</w:t>
       </w:r>
       <w:r>
         <w:t xml:space="preserve"> </w:t>
@@ -904,13 +925,13 @@
         <w:rPr>
           <w:rStyle w:val="VerbatimChar"/>
         </w:rPr>
-        <w:t xml:space="preserve">include-in-header</w:t>
-      </w:r>
-      <w:r>
-        <w:t xml:space="preserve"> </w:t>
-      </w:r>
-      <w:r>
-        <w:t xml:space="preserve">as the same config script (including MathJax v2 support), so slide math can use the macros globally.</w:t>
+        <w:t xml:space="preserve">macros.qmd</w:t>
+      </w:r>
+      <w:r>
+        <w:t xml:space="preserve"> </w:t>
+      </w:r>
+      <w:r>
+        <w:t xml:space="preserve">source.</w:t>
       </w:r>
     </w:p>
     <w:p>

--- a/pr-preview/pr-33/demo-include-in-header.docx
+++ b/pr-preview/pr-33/demo-include-in-header.docx
@@ -371,7 +371,7 @@
         <w:t xml:space="preserve"> </w:t>
       </w:r>
       <w:r>
-        <w:t xml:space="preserve">before typesetting.</w:t>
+        <w:t xml:space="preserve">before typesetting. For RevealJS, it also forces the built-in Reveal math plugin to use MathJax 3.</w:t>
       </w:r>
       <w:r>
         <w:t xml:space="preserve"> </w:t>
@@ -916,7 +916,7 @@
         <w:t xml:space="preserve"> </w:t>
       </w:r>
       <w:r>
-        <w:t xml:space="preserve">does the same loader step (including MathJax v2 compatibility), so slide math uses the same</w:t>
+        <w:t xml:space="preserve">does the same loader step and switches the Reveal math plugin to MathJax 3, so slide math uses the same</w:t>
       </w:r>
       <w:r>
         <w:t xml:space="preserve"> </w:t>

--- a/pr-preview/pr-33/demo-include-in-header.docx
+++ b/pr-preview/pr-33/demo-include-in-header.docx
@@ -243,6 +243,99 @@
           <w:rStyle w:val="AttributeTok"/>
         </w:rPr>
         <w:t xml:space="preserve"> demo-include-in-header-slides.html</w:t>
+      </w:r>
+      <w:r>
+        <w:br/>
+      </w:r>
+      <w:r>
+        <w:rPr>
+          <w:rStyle w:val="AttributeTok"/>
+        </w:rPr>
+        <w:t xml:space="preserve">    </w:t>
+      </w:r>
+      <w:r>
+        <w:rPr>
+          <w:rStyle w:val="FunctionTok"/>
+        </w:rPr>
+        <w:t xml:space="preserve">scrollable</w:t>
+      </w:r>
+      <w:r>
+        <w:rPr>
+          <w:rStyle w:val="KeywordTok"/>
+        </w:rPr>
+        <w:t xml:space="preserve">:</w:t>
+      </w:r>
+      <w:r>
+        <w:rPr>
+          <w:rStyle w:val="AttributeTok"/>
+        </w:rPr>
+        <w:t xml:space="preserve"> </w:t>
+      </w:r>
+      <w:r>
+        <w:rPr>
+          <w:rStyle w:val="CharTok"/>
+        </w:rPr>
+        <w:t xml:space="preserve">true</w:t>
+      </w:r>
+      <w:r>
+        <w:br/>
+      </w:r>
+      <w:r>
+        <w:rPr>
+          <w:rStyle w:val="AttributeTok"/>
+        </w:rPr>
+        <w:t xml:space="preserve">    </w:t>
+      </w:r>
+      <w:r>
+        <w:rPr>
+          <w:rStyle w:val="FunctionTok"/>
+        </w:rPr>
+        <w:t xml:space="preserve">center</w:t>
+      </w:r>
+      <w:r>
+        <w:rPr>
+          <w:rStyle w:val="KeywordTok"/>
+        </w:rPr>
+        <w:t xml:space="preserve">:</w:t>
+      </w:r>
+      <w:r>
+        <w:rPr>
+          <w:rStyle w:val="AttributeTok"/>
+        </w:rPr>
+        <w:t xml:space="preserve"> </w:t>
+      </w:r>
+      <w:r>
+        <w:rPr>
+          <w:rStyle w:val="CharTok"/>
+        </w:rPr>
+        <w:t xml:space="preserve">false</w:t>
+      </w:r>
+      <w:r>
+        <w:br/>
+      </w:r>
+      <w:r>
+        <w:rPr>
+          <w:rStyle w:val="AttributeTok"/>
+        </w:rPr>
+        <w:t xml:space="preserve">    </w:t>
+      </w:r>
+      <w:r>
+        <w:rPr>
+          <w:rStyle w:val="FunctionTok"/>
+        </w:rPr>
+        <w:t xml:space="preserve">css</w:t>
+      </w:r>
+      <w:r>
+        <w:rPr>
+          <w:rStyle w:val="KeywordTok"/>
+        </w:rPr>
+        <w:t xml:space="preserve">:</w:t>
+      </w:r>
+      <w:r>
+        <w:rPr>
+          <w:rStyle w:val="AttributeTok"/>
+        </w:rPr>
+        <w:t xml:space="preserve"> revealjs-scrollable-title.css</w:t>
       </w:r>
       <w:r>
         <w:br/>

--- a/pr-preview/pr-33/demo-include-in-header.docx
+++ b/pr-preview/pr-33/demo-include-in-header.docx
@@ -464,7 +464,22 @@
         <w:t xml:space="preserve"> </w:t>
       </w:r>
       <w:r>
-        <w:t xml:space="preserve">before typesetting. For RevealJS, it also forces the built-in Reveal math plugin to use MathJax 3.</w:t>
+        <w:t xml:space="preserve">before typesetting. For RevealJS, it also forces the built-in Reveal math plugin to use MathJax 3. This requires</w:t>
+      </w:r>
+      <w:r>
+        <w:t xml:space="preserve"> </w:t>
+      </w:r>
+      <w:r>
+        <w:rPr>
+          <w:rStyle w:val="VerbatimChar"/>
+        </w:rPr>
+        <w:t xml:space="preserve">macros.qmd</w:t>
+      </w:r>
+      <w:r>
+        <w:t xml:space="preserve"> </w:t>
+      </w:r>
+      <w:r>
+        <w:t xml:space="preserve">to be published as a static resource in the site output.</w:t>
       </w:r>
       <w:r>
         <w:t xml:space="preserve"> </w:t>

--- a/pr-preview/pr-33/demo-include-in-header.docx
+++ b/pr-preview/pr-33/demo-include-in-header.docx
@@ -1204,9 +1204,6 @@
               <w:pStyle w:val="Compact"/>
             </w:pPr>
             <w:r>
-              <w:rPr>
-                <w:rStyle w:val="VerbatimChar"/>
-              </w:rPr>
               <w:t xml:space="preserve">$\a$</w:t>
             </w:r>
           </w:p>
@@ -1242,9 +1239,6 @@
               <w:pStyle w:val="Compact"/>
             </w:pPr>
             <w:r>
-              <w:rPr>
-                <w:rStyle w:val="VerbatimChar"/>
-              </w:rPr>
               <w:t xml:space="preserve">$\b$</w:t>
             </w:r>
           </w:p>
@@ -1280,9 +1274,6 @@
               <w:pStyle w:val="Compact"/>
             </w:pPr>
             <w:r>
-              <w:rPr>
-                <w:rStyle w:val="VerbatimChar"/>
-              </w:rPr>
               <w:t xml:space="preserve">$\g$</w:t>
             </w:r>
           </w:p>
@@ -1318,9 +1309,6 @@
               <w:pStyle w:val="Compact"/>
             </w:pPr>
             <w:r>
-              <w:rPr>
-                <w:rStyle w:val="VerbatimChar"/>
-              </w:rPr>
               <w:t xml:space="preserve">$\l$</w:t>
             </w:r>
           </w:p>
@@ -1356,9 +1344,6 @@
               <w:pStyle w:val="Compact"/>
             </w:pPr>
             <w:r>
-              <w:rPr>
-                <w:rStyle w:val="VerbatimChar"/>
-              </w:rPr>
               <w:t xml:space="preserve">$\s$</w:t>
             </w:r>
           </w:p>
@@ -1394,9 +1379,6 @@
               <w:pStyle w:val="Compact"/>
             </w:pPr>
             <w:r>
-              <w:rPr>
-                <w:rStyle w:val="VerbatimChar"/>
-              </w:rPr>
               <w:t xml:space="preserve">$\llik$</w:t>
             </w:r>
           </w:p>
@@ -1432,9 +1414,6 @@
               <w:pStyle w:val="Compact"/>
             </w:pPr>
             <w:r>
-              <w:rPr>
-                <w:rStyle w:val="VerbatimChar"/>
-              </w:rPr>
               <w:t xml:space="preserve">$X \ind Y$</w:t>
             </w:r>
           </w:p>
@@ -1470,9 +1449,6 @@
               <w:pStyle w:val="Compact"/>
             </w:pPr>
             <w:r>
-              <w:rPr>
-                <w:rStyle w:val="VerbatimChar"/>
-              </w:rPr>
               <w:t xml:space="preserve">$X_i \siid \Normal(\m, \ss)$</w:t>
             </w:r>
           </w:p>
@@ -1508,9 +1484,6 @@
               <w:pStyle w:val="Compact"/>
             </w:pPr>
             <w:r>
-              <w:rPr>
-                <w:rStyle w:val="VerbatimChar"/>
-              </w:rPr>
               <w:t xml:space="preserve">$\vm$</w:t>
             </w:r>
           </w:p>
@@ -1546,9 +1519,6 @@
               <w:pStyle w:val="Compact"/>
             </w:pPr>
             <w:r>
-              <w:rPr>
-                <w:rStyle w:val="VerbatimChar"/>
-              </w:rPr>
               <w:t xml:space="preserve">$\hb$</w:t>
             </w:r>
           </w:p>

--- a/pr-preview/pr-33/demo-include-in-header.docx
+++ b/pr-preview/pr-33/demo-include-in-header.docx
@@ -1204,7 +1204,10 @@
               <w:pStyle w:val="Compact"/>
             </w:pPr>
             <w:r>
-              <w:t xml:space="preserve">$\a$</w:t>
+              <w:rPr>
+                <w:rStyle w:val="VerbatimChar"/>
+              </w:rPr>
+              <w:t xml:space="preserve">\a</w:t>
             </w:r>
           </w:p>
         </w:tc>
@@ -1239,7 +1242,10 @@
               <w:pStyle w:val="Compact"/>
             </w:pPr>
             <w:r>
-              <w:t xml:space="preserve">$\b$</w:t>
+              <w:rPr>
+                <w:rStyle w:val="VerbatimChar"/>
+              </w:rPr>
+              <w:t xml:space="preserve">\b</w:t>
             </w:r>
           </w:p>
         </w:tc>
@@ -1274,7 +1280,10 @@
               <w:pStyle w:val="Compact"/>
             </w:pPr>
             <w:r>
-              <w:t xml:space="preserve">$\g$</w:t>
+              <w:rPr>
+                <w:rStyle w:val="VerbatimChar"/>
+              </w:rPr>
+              <w:t xml:space="preserve">\g</w:t>
             </w:r>
           </w:p>
         </w:tc>
@@ -1309,7 +1318,10 @@
               <w:pStyle w:val="Compact"/>
             </w:pPr>
             <w:r>
-              <w:t xml:space="preserve">$\l$</w:t>
+              <w:rPr>
+                <w:rStyle w:val="VerbatimChar"/>
+              </w:rPr>
+              <w:t xml:space="preserve">\l</w:t>
             </w:r>
           </w:p>
         </w:tc>
@@ -1344,7 +1356,10 @@
               <w:pStyle w:val="Compact"/>
             </w:pPr>
             <w:r>
-              <w:t xml:space="preserve">$\s$</w:t>
+              <w:rPr>
+                <w:rStyle w:val="VerbatimChar"/>
+              </w:rPr>
+              <w:t xml:space="preserve">\s</w:t>
             </w:r>
           </w:p>
         </w:tc>
@@ -1379,7 +1394,10 @@
               <w:pStyle w:val="Compact"/>
             </w:pPr>
             <w:r>
-              <w:t xml:space="preserve">$\llik$</w:t>
+              <w:rPr>
+                <w:rStyle w:val="VerbatimChar"/>
+              </w:rPr>
+              <w:t xml:space="preserve">\llik</w:t>
             </w:r>
           </w:p>
         </w:tc>
@@ -1414,7 +1432,10 @@
               <w:pStyle w:val="Compact"/>
             </w:pPr>
             <w:r>
-              <w:t xml:space="preserve">$X \ind Y$</w:t>
+              <w:rPr>
+                <w:rStyle w:val="VerbatimChar"/>
+              </w:rPr>
+              <w:t xml:space="preserve">X \ind Y</w:t>
             </w:r>
           </w:p>
         </w:tc>
@@ -1449,7 +1470,10 @@
               <w:pStyle w:val="Compact"/>
             </w:pPr>
             <w:r>
-              <w:t xml:space="preserve">$X_i \siid \Normal(\m, \ss)$</w:t>
+              <w:rPr>
+                <w:rStyle w:val="VerbatimChar"/>
+              </w:rPr>
+              <w:t xml:space="preserve">X_i \siid \Normal(\m, \ss)</w:t>
             </w:r>
           </w:p>
         </w:tc>
@@ -1484,7 +1508,10 @@
               <w:pStyle w:val="Compact"/>
             </w:pPr>
             <w:r>
-              <w:t xml:space="preserve">$\vm$</w:t>
+              <w:rPr>
+                <w:rStyle w:val="VerbatimChar"/>
+              </w:rPr>
+              <w:t xml:space="preserve">\vm</w:t>
             </w:r>
           </w:p>
         </w:tc>
@@ -1519,7 +1546,10 @@
               <w:pStyle w:val="Compact"/>
             </w:pPr>
             <w:r>
-              <w:t xml:space="preserve">$\hb$</w:t>
+              <w:rPr>
+                <w:rStyle w:val="VerbatimChar"/>
+              </w:rPr>
+              <w:t xml:space="preserve">\hb</w:t>
             </w:r>
           </w:p>
         </w:tc>

--- a/pr-preview/pr-33/demo-include-in-header.docx
+++ b/pr-preview/pr-33/demo-include-in-header.docx
@@ -309,33 +309,6 @@
           <w:rStyle w:val="CharTok"/>
         </w:rPr>
         <w:t xml:space="preserve">false</w:t>
-      </w:r>
-      <w:r>
-        <w:br/>
-      </w:r>
-      <w:r>
-        <w:rPr>
-          <w:rStyle w:val="AttributeTok"/>
-        </w:rPr>
-        <w:t xml:space="preserve">    </w:t>
-      </w:r>
-      <w:r>
-        <w:rPr>
-          <w:rStyle w:val="FunctionTok"/>
-        </w:rPr>
-        <w:t xml:space="preserve">css</w:t>
-      </w:r>
-      <w:r>
-        <w:rPr>
-          <w:rStyle w:val="KeywordTok"/>
-        </w:rPr>
-        <w:t xml:space="preserve">:</w:t>
-      </w:r>
-      <w:r>
-        <w:rPr>
-          <w:rStyle w:val="AttributeTok"/>
-        </w:rPr>
-        <w:t xml:space="preserve"> revealjs-scrollable-title.css</w:t>
       </w:r>
       <w:r>
         <w:br/>
